--- a/docs/scp3-deployment-findings.docx
+++ b/docs/scp3-deployment-findings.docx
@@ -15,7 +15,7 @@
         <w:pStyle w:val="Subtitle"/>
       </w:pPr>
       <w:r>
-        <w:t xml:space="preserve">Working session record, July 22 2026</w:t>
+        <w:t xml:space="preserve">Working session record, July 22 2026 (revised end of day)</w:t>
       </w:r>
     </w:p>
     <w:sdt>
@@ -348,6 +348,41 @@
               <w:pStyle w:val="Compact"/>
             </w:pPr>
             <w:r>
+              <w:t xml:space="preserve">Entry</w:t>
+            </w:r>
+          </w:p>
+        </w:tc>
+        <w:tc>
+          <w:tcPr/>
+          <w:p>
+            <w:pPr>
+              <w:pStyle w:val="Compact"/>
+            </w:pPr>
+            <w:r>
+              <w:t xml:space="preserve">one gate, passphrase</w:t>
+            </w:r>
+          </w:p>
+        </w:tc>
+        <w:tc>
+          <w:tcPr/>
+          <w:p>
+            <w:pPr>
+              <w:pStyle w:val="Compact"/>
+            </w:pPr>
+            <w:r>
+              <w:t xml:space="preserve">Keycloak, private sites</w:t>
+            </w:r>
+          </w:p>
+        </w:tc>
+      </w:tr>
+      <w:tr>
+        <w:tc>
+          <w:tcPr/>
+          <w:p>
+            <w:pPr>
+              <w:pStyle w:val="Compact"/>
+            </w:pPr>
+            <w:r>
               <w:t xml:space="preserve">Status</w:t>
             </w:r>
           </w:p>
@@ -452,7 +487,7 @@
       </w:r>
     </w:p>
     <w:bookmarkEnd w:id="10"/>
-    <w:bookmarkStart w:id="14" w:name="what-was-built"/>
+    <w:bookmarkStart w:id="16" w:name="what-was-built"/>
     <w:p>
       <w:pPr>
         <w:pStyle w:val="Heading1"/>
@@ -598,7 +633,445 @@
       </w:r>
     </w:p>
     <w:bookmarkEnd w:id="12"/>
-    <w:bookmarkStart w:id="13" w:name="changes-to-coupler-proxy.py"/>
+    <w:bookmarkStart w:id="13" w:name="deployhome-one-gate-over-everything"/>
+    <w:p>
+      <w:pPr>
+        <w:pStyle w:val="Heading2"/>
+      </w:pPr>
+      <w:r>
+        <w:rPr>
+          <w:rStyle w:val="VerbatimChar"/>
+        </w:rPr>
+        <w:t xml:space="preserve">deploy/home/</w:t>
+      </w:r>
+      <w:r>
+        <w:t xml:space="preserve"> </w:t>
+      </w:r>
+      <w:r>
+        <w:t xml:space="preserve">— one gate over everything</w:t>
+      </w:r>
+    </w:p>
+    <w:p>
+      <w:pPr>
+        <w:pStyle w:val="FirstParagraph"/>
+      </w:pPr>
+      <w:r>
+        <w:t xml:space="preserve">Caddy is the only container that publishes ports; the wiki, coupler and</w:t>
+      </w:r>
+      <w:r>
+        <w:t xml:space="preserve"> </w:t>
+      </w:r>
+      <w:r>
+        <w:t xml:space="preserve">optionbox are</w:t>
+      </w:r>
+      <w:r>
+        <w:t xml:space="preserve"> </w:t>
+      </w:r>
+      <w:r>
+        <w:rPr>
+          <w:rStyle w:val="VerbatimChar"/>
+        </w:rPr>
+        <w:t xml:space="preserve">expose:</w:t>
+      </w:r>
+      <w:r>
+        <w:t xml:space="preserve"> </w:t>
+      </w:r>
+      <w:r>
+        <w:t xml:space="preserve">only and unreachable except through it. It listens on</w:t>
+      </w:r>
+      <w:r>
+        <w:t xml:space="preserve"> </w:t>
+      </w:r>
+      <w:r>
+        <w:t xml:space="preserve">the ports the tools already use, so no tool URLs changed.</w:t>
+      </w:r>
+    </w:p>
+    <w:p>
+      <w:pPr>
+        <w:pStyle w:val="BodyText"/>
+      </w:pPr>
+      <w:r>
+        <w:t xml:space="preserve">A gate over all three was necessary rather than tidy. The record lives in the</w:t>
+      </w:r>
+      <w:r>
+        <w:t xml:space="preserve"> </w:t>
+      </w:r>
+      <w:r>
+        <w:t xml:space="preserve">wiki, and the personal stack runs FedWiki with</w:t>
+      </w:r>
+      <w:r>
+        <w:t xml:space="preserve"> </w:t>
+      </w:r>
+      <w:r>
+        <w:rPr>
+          <w:rStyle w:val="VerbatimChar"/>
+        </w:rPr>
+        <w:t xml:space="preserve">--security_legacy</w:t>
+      </w:r>
+      <w:r>
+        <w:t xml:space="preserve">, so a</w:t>
+      </w:r>
+      <w:r>
+        <w:t xml:space="preserve"> </w:t>
+      </w:r>
+      <w:r>
+        <w:t xml:space="preserve">passphrase on the coupler alone would have left the record readable and</w:t>
+      </w:r>
+      <w:r>
+        <w:t xml:space="preserve"> </w:t>
+      </w:r>
+      <w:r>
+        <w:t xml:space="preserve">writable on port 3000 by anyone else using the computer.</w:t>
+      </w:r>
+    </w:p>
+    <w:p>
+      <w:pPr>
+        <w:pStyle w:val="BodyText"/>
+      </w:pPr>
+      <w:r>
+        <w:rPr>
+          <w:i/>
+          <w:iCs/>
+        </w:rPr>
+        <w:t xml:space="preserve">Verified:</w:t>
+      </w:r>
+      <w:r>
+        <w:t xml:space="preserve"> </w:t>
+      </w:r>
+      <w:r>
+        <w:t xml:space="preserve">every service returns 401 without the passphrase and works with it;</w:t>
+      </w:r>
+      <w:r>
+        <w:t xml:space="preserve"> </w:t>
+      </w:r>
+      <w:r>
+        <w:t xml:space="preserve">the full workflow runs through the gate; per-person sites stay isolated because</w:t>
+      </w:r>
+      <w:r>
+        <w:t xml:space="preserve"> </w:t>
+      </w:r>
+      <w:r>
+        <w:t xml:space="preserve">Caddy passes the original Host through; and the coupler’s own origin allowlist</w:t>
+      </w:r>
+      <w:r>
+        <w:t xml:space="preserve"> </w:t>
+      </w:r>
+      <w:r>
+        <w:t xml:space="preserve">still refuses foreign origins behind the gate.</w:t>
+      </w:r>
+    </w:p>
+    <w:p>
+      <w:pPr>
+        <w:pStyle w:val="BodyText"/>
+      </w:pPr>
+      <w:r>
+        <w:rPr>
+          <w:b/>
+          <w:bCs/>
+        </w:rPr>
+        <w:t xml:space="preserve">Trap found in the build.</w:t>
+      </w:r>
+      <w:r>
+        <w:t xml:space="preserve"> </w:t>
+      </w:r>
+      <w:r>
+        <w:t xml:space="preserve">Bcrypt hashes are full of</w:t>
+      </w:r>
+      <w:r>
+        <w:t xml:space="preserve"> </w:t>
+      </w:r>
+      <w:r>
+        <w:rPr>
+          <w:rStyle w:val="VerbatimChar"/>
+        </w:rPr>
+        <w:t xml:space="preserve">$</w:t>
+      </w:r>
+      <w:r>
+        <w:t xml:space="preserve">, and docker compose</w:t>
+      </w:r>
+      <w:r>
+        <w:t xml:space="preserve"> </w:t>
+      </w:r>
+      <w:r>
+        <w:t xml:space="preserve">reads</w:t>
+      </w:r>
+      <w:r>
+        <w:t xml:space="preserve"> </w:t>
+      </w:r>
+      <w:r>
+        <w:rPr>
+          <w:rStyle w:val="VerbatimChar"/>
+        </w:rPr>
+        <w:t xml:space="preserve">$</w:t>
+      </w:r>
+      <w:r>
+        <w:t xml:space="preserve"> </w:t>
+      </w:r>
+      <w:r>
+        <w:t xml:space="preserve">in</w:t>
+      </w:r>
+      <w:r>
+        <w:t xml:space="preserve"> </w:t>
+      </w:r>
+      <w:r>
+        <w:rPr>
+          <w:rStyle w:val="VerbatimChar"/>
+        </w:rPr>
+        <w:t xml:space="preserve">.env</w:t>
+      </w:r>
+      <w:r>
+        <w:t xml:space="preserve"> </w:t>
+      </w:r>
+      <w:r>
+        <w:t xml:space="preserve">as the start of a variable reference. The real hash</w:t>
+      </w:r>
+      <w:r>
+        <w:t xml:space="preserve"> </w:t>
+      </w:r>
+      <w:r>
+        <w:rPr>
+          <w:rStyle w:val="VerbatimChar"/>
+        </w:rPr>
+        <w:t xml:space="preserve">$2a$14$9PQEnODHsLk...</w:t>
+      </w:r>
+      <w:r>
+        <w:t xml:space="preserve"> </w:t>
+      </w:r>
+      <w:r>
+        <w:t xml:space="preserve">reached Caddy as</w:t>
+      </w:r>
+      <w:r>
+        <w:t xml:space="preserve"> </w:t>
+      </w:r>
+      <w:r>
+        <w:rPr>
+          <w:rStyle w:val="VerbatimChar"/>
+        </w:rPr>
+        <w:t xml:space="preserve">$$2a$$14.nfyY5TH...</w:t>
+      </w:r>
+      <w:r>
+        <w:t xml:space="preserve"> </w:t>
+      </w:r>
+      <w:r>
+        <w:t xml:space="preserve">— half of it</w:t>
+      </w:r>
+      <w:r>
+        <w:t xml:space="preserve"> </w:t>
+      </w:r>
+      <w:r>
+        <w:t xml:space="preserve">eaten. The gate would have installed cleanly and then rejected the correct</w:t>
+      </w:r>
+      <w:r>
+        <w:t xml:space="preserve"> </w:t>
+      </w:r>
+      <w:r>
+        <w:t xml:space="preserve">passphrase forever, with nothing in any log explaining why.</w:t>
+      </w:r>
+      <w:r>
+        <w:t xml:space="preserve"> </w:t>
+      </w:r>
+      <w:r>
+        <w:rPr>
+          <w:rStyle w:val="VerbatimChar"/>
+        </w:rPr>
+        <w:t xml:space="preserve">set-passphrase.sh</w:t>
+      </w:r>
+      <w:r>
+        <w:t xml:space="preserve"> </w:t>
+      </w:r>
+      <w:r>
+        <w:t xml:space="preserve">doubles the</w:t>
+      </w:r>
+      <w:r>
+        <w:t xml:space="preserve"> </w:t>
+      </w:r>
+      <w:r>
+        <w:rPr>
+          <w:rStyle w:val="VerbatimChar"/>
+        </w:rPr>
+        <w:t xml:space="preserve">$</w:t>
+      </w:r>
+      <w:r>
+        <w:t xml:space="preserve"> </w:t>
+      </w:r>
+      <w:r>
+        <w:t xml:space="preserve">signs, which is why the passphrase must never be set by</w:t>
+      </w:r>
+      <w:r>
+        <w:t xml:space="preserve"> </w:t>
+      </w:r>
+      <w:r>
+        <w:t xml:space="preserve">hand-editing</w:t>
+      </w:r>
+      <w:r>
+        <w:t xml:space="preserve"> </w:t>
+      </w:r>
+      <w:r>
+        <w:rPr>
+          <w:rStyle w:val="VerbatimChar"/>
+        </w:rPr>
+        <w:t xml:space="preserve">.env</w:t>
+      </w:r>
+      <w:r>
+        <w:t xml:space="preserve">.</w:t>
+      </w:r>
+    </w:p>
+    <w:bookmarkEnd w:id="13"/>
+    <w:bookmarkStart w:id="14" w:name="deployhome-encrypted-backups"/>
+    <w:p>
+      <w:pPr>
+        <w:pStyle w:val="Heading2"/>
+      </w:pPr>
+      <w:r>
+        <w:rPr>
+          <w:rStyle w:val="VerbatimChar"/>
+        </w:rPr>
+        <w:t xml:space="preserve">deploy/home/</w:t>
+      </w:r>
+      <w:r>
+        <w:t xml:space="preserve"> </w:t>
+      </w:r>
+      <w:r>
+        <w:t xml:space="preserve">— encrypted backups</w:t>
+      </w:r>
+    </w:p>
+    <w:p>
+      <w:pPr>
+        <w:pStyle w:val="FirstParagraph"/>
+      </w:pPr>
+      <w:r>
+        <w:rPr>
+          <w:rStyle w:val="VerbatimChar"/>
+        </w:rPr>
+        <w:t xml:space="preserve">./backup.sh</w:t>
+      </w:r>
+      <w:r>
+        <w:t xml:space="preserve"> </w:t>
+      </w:r>
+      <w:r>
+        <w:t xml:space="preserve">writes one encrypted file per run (AES-256, key stretched from</w:t>
+      </w:r>
+      <w:r>
+        <w:t xml:space="preserve"> </w:t>
+      </w:r>
+      <w:r>
+        <w:t xml:space="preserve">the passphrase by PBKDF2 at 600,000 rounds; the passphrase reaches openssl on a</w:t>
+      </w:r>
+      <w:r>
+        <w:t xml:space="preserve"> </w:t>
+      </w:r>
+      <w:r>
+        <w:t xml:space="preserve">file descriptor, never on the command line).</w:t>
+      </w:r>
+      <w:r>
+        <w:t xml:space="preserve"> </w:t>
+      </w:r>
+      <w:r>
+        <w:rPr>
+          <w:rStyle w:val="VerbatimChar"/>
+        </w:rPr>
+        <w:t xml:space="preserve">./restore.sh --verify</w:t>
+      </w:r>
+      <w:r>
+        <w:t xml:space="preserve"> </w:t>
+      </w:r>
+      <w:r>
+        <w:t xml:space="preserve">opens a</w:t>
+      </w:r>
+      <w:r>
+        <w:t xml:space="preserve"> </w:t>
+      </w:r>
+      <w:r>
+        <w:t xml:space="preserve">backup and reports what is in it without touching the live record.</w:t>
+      </w:r>
+      <w:r>
+        <w:t xml:space="preserve"> </w:t>
+      </w:r>
+      <w:r>
+        <w:rPr>
+          <w:rStyle w:val="VerbatimChar"/>
+        </w:rPr>
+        <w:t xml:space="preserve">./restore.sh</w:t>
+      </w:r>
+      <w:r>
+        <w:t xml:space="preserve"> </w:t>
+      </w:r>
+      <w:r>
+        <w:t xml:space="preserve">replaces the record, saving the current one first.</w:t>
+      </w:r>
+    </w:p>
+    <w:p>
+      <w:pPr>
+        <w:pStyle w:val="BodyText"/>
+      </w:pPr>
+      <w:r>
+        <w:t xml:space="preserve">Because the file is unreadable without the passphrase it can live anywhere</w:t>
+      </w:r>
+      <w:r>
+        <w:t xml:space="preserve"> </w:t>
+      </w:r>
+      <w:r>
+        <w:t xml:space="preserve">ordinary — USB stick, Dropbox, iCloud. That is the point: without encryption</w:t>
+      </w:r>
+      <w:r>
+        <w:t xml:space="preserve"> </w:t>
+      </w:r>
+      <w:r>
+        <w:t xml:space="preserve">there is nowhere good to put a backup of a health record.</w:t>
+      </w:r>
+    </w:p>
+    <w:p>
+      <w:pPr>
+        <w:pStyle w:val="BodyText"/>
+      </w:pPr>
+      <w:r>
+        <w:rPr>
+          <w:i/>
+          <w:iCs/>
+        </w:rPr>
+        <w:t xml:space="preserve">Verified</w:t>
+      </w:r>
+      <w:r>
+        <w:t xml:space="preserve"> </w:t>
+      </w:r>
+      <w:r>
+        <w:t xml:space="preserve">by deleting the volumes outright and restoring: both people, a</w:t>
+      </w:r>
+      <w:r>
+        <w:t xml:space="preserve"> </w:t>
+      </w:r>
+      <w:r>
+        <w:t xml:space="preserve">canary file, and a wiki page all came back and served correctly through the</w:t>
+      </w:r>
+      <w:r>
+        <w:t xml:space="preserve"> </w:t>
+      </w:r>
+      <w:r>
+        <w:t xml:space="preserve">gate. Wrong passphrase fails cleanly on verify and on restore. The canary is</w:t>
+      </w:r>
+      <w:r>
+        <w:t xml:space="preserve"> </w:t>
+      </w:r>
+      <w:r>
+        <w:t xml:space="preserve">not findable in the backup file.</w:t>
+      </w:r>
+    </w:p>
+    <w:p>
+      <w:pPr>
+        <w:pStyle w:val="BodyText"/>
+      </w:pPr>
+      <w:r>
+        <w:t xml:space="preserve">This is the one place where an unrecoverable secret is low risk: forgetting a</w:t>
+      </w:r>
+      <w:r>
+        <w:t xml:space="preserve"> </w:t>
+      </w:r>
+      <w:r>
+        <w:t xml:space="preserve">backup passphrase costs the backup, not the record.</w:t>
+      </w:r>
+    </w:p>
+    <w:bookmarkEnd w:id="14"/>
+    <w:bookmarkStart w:id="15" w:name="changes-to-coupler-proxy.py"/>
     <w:p>
       <w:pPr>
         <w:pStyle w:val="Heading2"/>
@@ -818,9 +1291,9 @@
         </w:pict>
       </w:r>
     </w:p>
-    <w:bookmarkEnd w:id="13"/>
-    <w:bookmarkEnd w:id="14"/>
-    <w:bookmarkStart w:id="20" w:name="findings-personal-computer"/>
+    <w:bookmarkEnd w:id="15"/>
+    <w:bookmarkEnd w:id="16"/>
+    <w:bookmarkStart w:id="23" w:name="findings-personal-computer"/>
     <w:p>
       <w:pPr>
         <w:pStyle w:val="Heading1"/>
@@ -829,7 +1302,7 @@
         <w:t xml:space="preserve">Findings — personal computer</w:t>
       </w:r>
     </w:p>
-    <w:bookmarkStart w:id="15" w:name="Xf986025407041d33d2829a039ddf77d35383afe"/>
+    <w:bookmarkStart w:id="17" w:name="Xf986025407041d33d2829a039ddf77d35383afe"/>
     <w:p>
       <w:pPr>
         <w:pStyle w:val="Heading2"/>
@@ -1029,8 +1502,8 @@
         <w:t xml:space="preserve">directories explicitly.</w:t>
       </w:r>
     </w:p>
-    <w:bookmarkEnd w:id="15"/>
-    <w:bookmarkStart w:id="16" w:name="X6e87e197b21ea2b3aa3ae909305539d760a5a89"/>
+    <w:bookmarkEnd w:id="17"/>
+    <w:bookmarkStart w:id="18" w:name="X6e87e197b21ea2b3aa3ae909305539d760a5a89"/>
     <w:p>
       <w:pPr>
         <w:pStyle w:val="Heading2"/>
@@ -1234,8 +1707,8 @@
         <w:t xml:space="preserve">proxy. That is the passphrase item on the work list.</w:t>
       </w:r>
     </w:p>
-    <w:bookmarkEnd w:id="16"/>
-    <w:bookmarkStart w:id="17" w:name="X142299dd0e4764c858e7de3b7b33d035a5e7659"/>
+    <w:bookmarkEnd w:id="18"/>
+    <w:bookmarkStart w:id="19" w:name="X142299dd0e4764c858e7de3b7b33d035a5e7659"/>
     <w:p>
       <w:pPr>
         <w:pStyle w:val="Heading2"/>
@@ -1464,8 +1937,8 @@
         <w:t xml:space="preserve">settings depend on each other and should not be separated.</w:t>
       </w:r>
     </w:p>
-    <w:bookmarkEnd w:id="17"/>
-    <w:bookmarkStart w:id="18" w:name="X5855c49f75679146d375e69d75d724db4a217e2"/>
+    <w:bookmarkEnd w:id="19"/>
+    <w:bookmarkStart w:id="20" w:name="X5855c49f75679146d375e69d75d724db4a217e2"/>
     <w:p>
       <w:pPr>
         <w:pStyle w:val="Heading2"/>
@@ -1595,8 +2068,230 @@
         <w:t xml:space="preserve">by writing through the wiki’s API.</w:t>
       </w:r>
     </w:p>
-    <w:bookmarkEnd w:id="18"/>
-    <w:bookmarkStart w:id="19" w:name="the-container-produced-no-logs"/>
+    <w:bookmarkEnd w:id="20"/>
+    <w:bookmarkStart w:id="21" w:name="Xdd02b1e12740dee607961e590b339af4902abf5"/>
+    <w:p>
+      <w:pPr>
+        <w:pStyle w:val="Heading2"/>
+      </w:pPr>
+      <w:r>
+        <w:t xml:space="preserve">Encryption at rest is not deliverable on Docker Desktop</w:t>
+      </w:r>
+    </w:p>
+    <w:p>
+      <w:pPr>
+        <w:pStyle w:val="FirstParagraph"/>
+      </w:pPr>
+      <w:r>
+        <w:t xml:space="preserve">Built, tested, and removed rather than shipped.</w:t>
+      </w:r>
+    </w:p>
+    <w:p>
+      <w:pPr>
+        <w:pStyle w:val="BodyText"/>
+      </w:pPr>
+      <w:r>
+        <w:t xml:space="preserve">The encrypted store itself worked: an encrypted sparsebundle created from the</w:t>
+      </w:r>
+      <w:r>
+        <w:t xml:space="preserve"> </w:t>
+      </w:r>
+      <w:r>
+        <w:t xml:space="preserve">passphrase, the existing record migrated in, wrong passphrase refused, and with</w:t>
+      </w:r>
+      <w:r>
+        <w:t xml:space="preserve"> </w:t>
+      </w:r>
+      <w:r>
+        <w:t xml:space="preserve">it locked the mountpoint held zero files and a planted canary string was not</w:t>
+      </w:r>
+      <w:r>
+        <w:t xml:space="preserve"> </w:t>
+      </w:r>
+      <w:r>
+        <w:t xml:space="preserve">findable anywhere in the image.</w:t>
+      </w:r>
+    </w:p>
+    <w:p>
+      <w:pPr>
+        <w:pStyle w:val="BodyText"/>
+      </w:pPr>
+      <w:r>
+        <w:t xml:space="preserve">What failed is Docker reaching it. Docker Desktop runs a Linux virtual machine</w:t>
+      </w:r>
+      <w:r>
+        <w:t xml:space="preserve"> </w:t>
+      </w:r>
+      <w:r>
+        <w:t xml:space="preserve">and shares folders into it, and that sharing is established when Docker starts.</w:t>
+      </w:r>
+      <w:r>
+        <w:t xml:space="preserve"> </w:t>
+      </w:r>
+      <w:r>
+        <w:rPr>
+          <w:b/>
+          <w:bCs/>
+        </w:rPr>
+        <w:t xml:space="preserve">A filesystem mounted afterwards never propagates into the VM.</w:t>
+      </w:r>
+      <w:r>
+        <w:t xml:space="preserve"> </w:t>
+      </w:r>
+      <w:r>
+        <w:t xml:space="preserve">From inside</w:t>
+      </w:r>
+      <w:r>
+        <w:t xml:space="preserve"> </w:t>
+      </w:r>
+      <w:r>
+        <w:t xml:space="preserve">the VM the folder name is visible but the mount is not —</w:t>
+      </w:r>
+      <w:r>
+        <w:t xml:space="preserve"> </w:t>
+      </w:r>
+      <w:r>
+        <w:rPr>
+          <w:rStyle w:val="VerbatimChar"/>
+        </w:rPr>
+        <w:t xml:space="preserve">Operation not permitted</w:t>
+      </w:r>
+      <w:r>
+        <w:t xml:space="preserve">.</w:t>
+      </w:r>
+    </w:p>
+    <w:p>
+      <w:pPr>
+        <w:pStyle w:val="BodyText"/>
+      </w:pPr>
+      <w:r>
+        <w:rPr>
+          <w:i/>
+          <w:iCs/>
+        </w:rPr>
+        <w:t xml:space="preserve">Evidence:</w:t>
+      </w:r>
+      <w:r>
+        <w:t xml:space="preserve"> </w:t>
+      </w:r>
+      <w:r>
+        <w:t xml:space="preserve">it worked once, then failed on every subsequent unlock. Tried</w:t>
+      </w:r>
+      <w:r>
+        <w:t xml:space="preserve"> </w:t>
+      </w:r>
+      <w:r>
+        <w:t xml:space="preserve">inside the project, at</w:t>
+      </w:r>
+      <w:r>
+        <w:t xml:space="preserve"> </w:t>
+      </w:r>
+      <w:r>
+        <w:rPr>
+          <w:rStyle w:val="VerbatimChar"/>
+        </w:rPr>
+        <w:t xml:space="preserve">/Volumes</w:t>
+      </w:r>
+      <w:r>
+        <w:t xml:space="preserve">, and with a freshly-named mountpoint each</w:t>
+      </w:r>
+      <w:r>
+        <w:t xml:space="preserve"> </w:t>
+      </w:r>
+      <w:r>
+        <w:t xml:space="preserve">time; all failed identically. The single success was timing luck — the path</w:t>
+      </w:r>
+      <w:r>
+        <w:t xml:space="preserve"> </w:t>
+      </w:r>
+      <w:r>
+        <w:t xml:space="preserve">happened to be new when Docker first looked at it.</w:t>
+      </w:r>
+    </w:p>
+    <w:p>
+      <w:pPr>
+        <w:pStyle w:val="BodyText"/>
+      </w:pPr>
+      <w:r>
+        <w:t xml:space="preserve">The practical consequence is that it works once per Docker Desktop restart.</w:t>
+      </w:r>
+      <w:r>
+        <w:t xml:space="preserve"> </w:t>
+      </w:r>
+      <w:r>
+        <w:t xml:space="preserve">Locking the record at night and unlocking it in the morning would mean</w:t>
+      </w:r>
+      <w:r>
+        <w:t xml:space="preserve"> </w:t>
+      </w:r>
+      <w:r>
+        <w:t xml:space="preserve">restarting Docker Desktop first, which is not something to hand to someone in</w:t>
+      </w:r>
+      <w:r>
+        <w:t xml:space="preserve"> </w:t>
+      </w:r>
+      <w:r>
+        <w:t xml:space="preserve">Superior AZ.</w:t>
+      </w:r>
+    </w:p>
+    <w:p>
+      <w:pPr>
+        <w:pStyle w:val="BodyText"/>
+      </w:pPr>
+      <w:r>
+        <w:t xml:space="preserve">On a Linux host — WikiCafe’s server — the same pattern is ordinary and works.</w:t>
+      </w:r>
+      <w:r>
+        <w:t xml:space="preserve"> </w:t>
+      </w:r>
+      <w:r>
+        <w:t xml:space="preserve">The failure was about Docker Desktop, not about the idea. It also means any</w:t>
+      </w:r>
+      <w:r>
+        <w:t xml:space="preserve"> </w:t>
+      </w:r>
+      <w:r>
+        <w:t xml:space="preserve">future requirement for encryption at rest beyond FileVault argues for a</w:t>
+      </w:r>
+      <w:r>
+        <w:t xml:space="preserve"> </w:t>
+      </w:r>
+      <w:r>
+        <w:t xml:space="preserve">different runtime, which is a larger decision than a script.</w:t>
+      </w:r>
+    </w:p>
+    <w:p>
+      <w:pPr>
+        <w:pStyle w:val="BodyText"/>
+      </w:pPr>
+      <w:r>
+        <w:rPr>
+          <w:b/>
+          <w:bCs/>
+        </w:rPr>
+        <w:t xml:space="preserve">Consequence:</w:t>
+      </w:r>
+      <w:r>
+        <w:t xml:space="preserve"> </w:t>
+      </w:r>
+      <w:r>
+        <w:t xml:space="preserve">disk encryption is now the only protection for data at rest on</w:t>
+      </w:r>
+      <w:r>
+        <w:t xml:space="preserve"> </w:t>
+      </w:r>
+      <w:r>
+        <w:t xml:space="preserve">a personal machine, which raises the stakes on Windows Home machines that</w:t>
+      </w:r>
+      <w:r>
+        <w:t xml:space="preserve"> </w:t>
+      </w:r>
+      <w:r>
+        <w:t xml:space="preserve">cannot do it at all.</w:t>
+      </w:r>
+    </w:p>
+    <w:bookmarkEnd w:id="21"/>
+    <w:bookmarkStart w:id="22" w:name="the-container-produced-no-logs"/>
     <w:p>
       <w:pPr>
         <w:pStyle w:val="Heading2"/>
@@ -1698,9 +2393,9 @@
         </w:pict>
       </w:r>
     </w:p>
-    <w:bookmarkEnd w:id="19"/>
-    <w:bookmarkEnd w:id="20"/>
-    <w:bookmarkStart w:id="21" w:name="Xb01fd1bb5a0e98d4e5147ca261c93ed05a36d9e"/>
+    <w:bookmarkEnd w:id="22"/>
+    <w:bookmarkEnd w:id="23"/>
+    <w:bookmarkStart w:id="24" w:name="Xb01fd1bb5a0e98d4e5147ca261c93ed05a36d9e"/>
     <w:p>
       <w:pPr>
         <w:pStyle w:val="Heading1"/>
@@ -1802,8 +2497,8 @@
         </w:pict>
       </w:r>
     </w:p>
-    <w:bookmarkEnd w:id="21"/>
-    <w:bookmarkStart w:id="27" w:name="findings-wikicafe"/>
+    <w:bookmarkEnd w:id="24"/>
+    <w:bookmarkStart w:id="30" w:name="findings-wikicafe"/>
     <w:p>
       <w:pPr>
         <w:pStyle w:val="Heading1"/>
@@ -1835,7 +2530,7 @@
         <w:t xml:space="preserve">is untouched.</w:t>
       </w:r>
     </w:p>
-    <w:bookmarkStart w:id="22" w:name="test-data-is-inside-the-published-image"/>
+    <w:bookmarkStart w:id="25" w:name="test-data-is-inside-the-published-image"/>
     <w:p>
       <w:pPr>
         <w:pStyle w:val="Heading2"/>
@@ -1953,8 +2648,8 @@
         <w:t xml:space="preserve">the next image build publishes them, silently.</w:t>
       </w:r>
     </w:p>
-    <w:bookmarkEnd w:id="22"/>
-    <w:bookmarkStart w:id="23" w:name="Xfb26420dcf4c985652d448f15c1bbd3f72711e8"/>
+    <w:bookmarkEnd w:id="25"/>
+    <w:bookmarkStart w:id="26" w:name="Xfb26420dcf4c985652d448f15c1bbd3f72711e8"/>
     <w:p>
       <w:pPr>
         <w:pStyle w:val="Heading2"/>
@@ -2028,8 +2723,8 @@
         <w:t xml:space="preserve">WikiCafe generated and sent you.</w:t>
       </w:r>
     </w:p>
-    <w:bookmarkEnd w:id="23"/>
-    <w:bookmarkStart w:id="24" w:name="X3cf91bc31952d6fe19b7bdf0b80b97843240dab"/>
+    <w:bookmarkEnd w:id="26"/>
+    <w:bookmarkStart w:id="27" w:name="X3cf91bc31952d6fe19b7bdf0b80b97843240dab"/>
     <w:p>
       <w:pPr>
         <w:pStyle w:val="Heading2"/>
@@ -2161,8 +2856,8 @@
         <w:t xml:space="preserve">/api/provision-patient</w:t>
       </w:r>
     </w:p>
-    <w:bookmarkEnd w:id="24"/>
-    <w:bookmarkStart w:id="25" w:name="keycloak-does-not-cover-the-proxy"/>
+    <w:bookmarkEnd w:id="27"/>
+    <w:bookmarkStart w:id="28" w:name="keycloak-does-not-cover-the-proxy"/>
     <w:p>
       <w:pPr>
         <w:pStyle w:val="Heading2"/>
@@ -2226,8 +2921,8 @@
         <w:t xml:space="preserve">into the same records, standing open beside a locked front door.</w:t>
       </w:r>
     </w:p>
-    <w:bookmarkEnd w:id="25"/>
-    <w:bookmarkStart w:id="26" w:name="no-per-user-authorization"/>
+    <w:bookmarkEnd w:id="28"/>
+    <w:bookmarkStart w:id="29" w:name="no-per-user-authorization"/>
     <w:p>
       <w:pPr>
         <w:pStyle w:val="Heading2"/>
@@ -2310,9 +3005,9 @@
         </w:pict>
       </w:r>
     </w:p>
-    <w:bookmarkEnd w:id="26"/>
-    <w:bookmarkEnd w:id="27"/>
-    <w:bookmarkStart w:id="28" w:name="method-and-limits"/>
+    <w:bookmarkEnd w:id="29"/>
+    <w:bookmarkEnd w:id="30"/>
+    <w:bookmarkStart w:id="31" w:name="method-and-limits"/>
     <w:p>
       <w:pPr>
         <w:pStyle w:val="Heading1"/>
@@ -2427,7 +3122,7 @@
         <w:t xml:space="preserve">answering, not the containers, whose bindings were correct throughout.</w:t>
       </w:r>
     </w:p>
-    <w:bookmarkEnd w:id="28"/>
+    <w:bookmarkEnd w:id="31"/>
     <w:sectPr>
       <w:footnotePr>
         <w:numRestart w:val="eachSect"/>

--- a/docs/scp3-deployment-findings.docx
+++ b/docs/scp3-deployment-findings.docx
@@ -2,22 +2,6 @@
 <file path=word/document.xml><?xml version="1.0" encoding="utf-8"?>
 <w:document xmlns:w="http://schemas.openxmlformats.org/wordprocessingml/2006/main" xmlns:m="http://schemas.openxmlformats.org/officeDocument/2006/math" xmlns:r="http://schemas.openxmlformats.org/officeDocument/2006/relationships" xmlns:o="urn:schemas-microsoft-com:office:office" xmlns:v="urn:schemas-microsoft-com:vml" xmlns:w10="urn:schemas-microsoft-com:office:word" xmlns:a="http://schemas.openxmlformats.org/drawingml/2006/main" xmlns:pic="http://schemas.openxmlformats.org/drawingml/2006/picture" xmlns:wp="http://schemas.openxmlformats.org/drawingml/2006/wordprocessingDrawing">
   <w:body>
-    <w:p>
-      <w:pPr>
-        <w:pStyle w:val="Title"/>
-      </w:pPr>
-      <w:r>
-        <w:t xml:space="preserve">SCP 3.0 — Deployment Tracks, Changes and Findings</w:t>
-      </w:r>
-    </w:p>
-    <w:p>
-      <w:pPr>
-        <w:pStyle w:val="Subtitle"/>
-      </w:pPr>
-      <w:r>
-        <w:t xml:space="preserve">Working session record, July 22 2026 (revised end of day)</w:t>
-      </w:r>
-    </w:p>
     <w:sdt>
       <w:sdtPr>
         <w:docPartObj>
@@ -58,19 +42,19 @@
         <w:pStyle w:val="FirstParagraph"/>
       </w:pPr>
       <w:r>
-        <w:t xml:space="preserve">A record of what was built, what was found, and what evidence supports each</w:t>
-      </w:r>
-      <w:r>
-        <w:t xml:space="preserve"> </w:t>
-      </w:r>
-      <w:r>
-        <w:t xml:space="preserve">finding, so that none of it has to be rediscovered. The companion document is</w:t>
-      </w:r>
-      <w:r>
-        <w:t xml:space="preserve"> </w:t>
-      </w:r>
-      <w:r>
-        <w:t xml:space="preserve">the</w:t>
+        <w:t xml:space="preserve">A record of what was built, what was found, and what evidence supports</w:t>
+      </w:r>
+      <w:r>
+        <w:t xml:space="preserve"> </w:t>
+      </w:r>
+      <w:r>
+        <w:t xml:space="preserve">each finding, so that none of it has to be rediscovered. The companion</w:t>
+      </w:r>
+      <w:r>
+        <w:t xml:space="preserve"> </w:t>
+      </w:r>
+      <w:r>
+        <w:t xml:space="preserve">document is the</w:t>
       </w:r>
       <w:r>
         <w:t xml:space="preserve"> </w:t>
@@ -426,13 +410,13 @@
         <w:t xml:space="preserve"> </w:t>
       </w:r>
       <w:r>
-        <w:t xml:space="preserve">The coupler is, at</w:t>
-      </w:r>
-      <w:r>
-        <w:t xml:space="preserve"> </w:t>
-      </w:r>
-      <w:r>
-        <w:t xml:space="preserve">present, personal-computer only. WikiCafe runs</w:t>
+        <w:t xml:space="preserve">The coupler</w:t>
+      </w:r>
+      <w:r>
+        <w:t xml:space="preserve"> </w:t>
+      </w:r>
+      <w:r>
+        <w:t xml:space="preserve">is, at present, personal-computer only. WikiCafe runs</w:t>
       </w:r>
       <w:r>
         <w:t xml:space="preserve"> </w:t>
@@ -444,13 +428,13 @@
         <w:t xml:space="preserve">sofi-proxy</w:t>
       </w:r>
       <w:r>
-        <w:t xml:space="preserve">, a different</w:t>
-      </w:r>
-      <w:r>
-        <w:t xml:space="preserve"> </w:t>
-      </w:r>
-      <w:r>
-        <w:t xml:space="preserve">program with overlapping responsibilities.</w:t>
+        <w:t xml:space="preserve">, a</w:t>
+      </w:r>
+      <w:r>
+        <w:t xml:space="preserve"> </w:t>
+      </w:r>
+      <w:r>
+        <w:t xml:space="preserve">different program with overlapping responsibilities.</w:t>
       </w:r>
     </w:p>
     <w:p>
@@ -470,13 +454,19 @@
         <w:t xml:space="preserve">deploy/fedwiki-personal/</w:t>
       </w:r>
       <w:r>
-        <w:t xml:space="preserve">, is a bare personal FedWiki with</w:t>
-      </w:r>
-      <w:r>
-        <w:t xml:space="preserve"> </w:t>
-      </w:r>
-      <w:r>
-        <w:t xml:space="preserve">no SCP components — useful on its own, part of neither stack.</w:t>
+        <w:t xml:space="preserve">, is a bare personal</w:t>
+      </w:r>
+      <w:r>
+        <w:t xml:space="preserve"> </w:t>
+      </w:r>
+      <w:r>
+        <w:t xml:space="preserve">FedWiki with no SCP components — useful on its own, part of neither</w:t>
+      </w:r>
+      <w:r>
+        <w:t xml:space="preserve"> </w:t>
+      </w:r>
+      <w:r>
+        <w:t xml:space="preserve">stack.</w:t>
       </w:r>
     </w:p>
     <w:p>
@@ -549,7 +539,13 @@
         <w:t xml:space="preserve"> </w:t>
       </w:r>
       <w:r>
-        <w:t xml:space="preserve">plus a compose file; FedWiki reuses the existing</w:t>
+        <w:t xml:space="preserve">plus a compose file; FedWiki reuses the</w:t>
+      </w:r>
+      <w:r>
+        <w:t xml:space="preserve"> </w:t>
+      </w:r>
+      <w:r>
+        <w:t xml:space="preserve">existing</w:t>
       </w:r>
       <w:r>
         <w:t xml:space="preserve"> </w:t>
@@ -572,19 +568,19 @@
         <w:pStyle w:val="BodyText"/>
       </w:pPr>
       <w:r>
-        <w:t xml:space="preserve">Verified: images build, containers start, a fresh install carries no records,</w:t>
-      </w:r>
-      <w:r>
-        <w:t xml:space="preserve"> </w:t>
-      </w:r>
-      <w:r>
-        <w:t xml:space="preserve">per-person wiki sites stay separate on disk, pages written by the coupler</w:t>
-      </w:r>
-      <w:r>
-        <w:t xml:space="preserve"> </w:t>
-      </w:r>
-      <w:r>
-        <w:t xml:space="preserve">appear in wiki search, and page history survives updates.</w:t>
+        <w:t xml:space="preserve">Verified: images build, containers start, a fresh install carries no</w:t>
+      </w:r>
+      <w:r>
+        <w:t xml:space="preserve"> </w:t>
+      </w:r>
+      <w:r>
+        <w:t xml:space="preserve">records, per-person wiki sites stay separate on disk, pages written by</w:t>
+      </w:r>
+      <w:r>
+        <w:t xml:space="preserve"> </w:t>
+      </w:r>
+      <w:r>
+        <w:t xml:space="preserve">the coupler appear in wiki search, and page history survives updates.</w:t>
       </w:r>
     </w:p>
     <w:bookmarkEnd w:id="11"/>
@@ -611,25 +607,25 @@
         <w:pStyle w:val="FirstParagraph"/>
       </w:pPr>
       <w:r>
-        <w:t xml:space="preserve">One container, one volume, a Dockerfile and compose file of about fifteen lines</w:t>
-      </w:r>
-      <w:r>
-        <w:t xml:space="preserve"> </w:t>
-      </w:r>
-      <w:r>
-        <w:t xml:space="preserve">between them, plus a plain-language README covering backup and the two settings</w:t>
-      </w:r>
-      <w:r>
-        <w:t xml:space="preserve"> </w:t>
-      </w:r>
-      <w:r>
-        <w:t xml:space="preserve">that matter. Verified: serves pages, accepts edits, pages survive a container</w:t>
-      </w:r>
-      <w:r>
-        <w:t xml:space="preserve"> </w:t>
-      </w:r>
-      <w:r>
-        <w:t xml:space="preserve">restart and reach the search index.</w:t>
+        <w:t xml:space="preserve">One container, one volume, a Dockerfile and compose file of about</w:t>
+      </w:r>
+      <w:r>
+        <w:t xml:space="preserve"> </w:t>
+      </w:r>
+      <w:r>
+        <w:t xml:space="preserve">fifteen lines between them, plus a plain-language README covering backup</w:t>
+      </w:r>
+      <w:r>
+        <w:t xml:space="preserve"> </w:t>
+      </w:r>
+      <w:r>
+        <w:t xml:space="preserve">and the two settings that matter. Verified: serves pages, accepts edits,</w:t>
+      </w:r>
+      <w:r>
+        <w:t xml:space="preserve"> </w:t>
+      </w:r>
+      <w:r>
+        <w:t xml:space="preserve">pages survive a container restart and reach the search index.</w:t>
       </w:r>
     </w:p>
     <w:bookmarkEnd w:id="12"/>
@@ -677,13 +673,13 @@
         <w:t xml:space="preserve"> </w:t>
       </w:r>
       <w:r>
-        <w:t xml:space="preserve">only and unreachable except through it. It listens on</w:t>
-      </w:r>
-      <w:r>
-        <w:t xml:space="preserve"> </w:t>
-      </w:r>
-      <w:r>
-        <w:t xml:space="preserve">the ports the tools already use, so no tool URLs changed.</w:t>
+        <w:t xml:space="preserve">only and unreachable except through it. It</w:t>
+      </w:r>
+      <w:r>
+        <w:t xml:space="preserve"> </w:t>
+      </w:r>
+      <w:r>
+        <w:t xml:space="preserve">listens on the ports the tools already use, so no tool URLs changed.</w:t>
       </w:r>
     </w:p>
     <w:p>
@@ -691,13 +687,13 @@
         <w:pStyle w:val="BodyText"/>
       </w:pPr>
       <w:r>
-        <w:t xml:space="preserve">A gate over all three was necessary rather than tidy. The record lives in the</w:t>
-      </w:r>
-      <w:r>
-        <w:t xml:space="preserve"> </w:t>
-      </w:r>
-      <w:r>
-        <w:t xml:space="preserve">wiki, and the personal stack runs FedWiki with</w:t>
+        <w:t xml:space="preserve">A gate over all three was necessary rather than tidy. The record lives</w:t>
+      </w:r>
+      <w:r>
+        <w:t xml:space="preserve"> </w:t>
+      </w:r>
+      <w:r>
+        <w:t xml:space="preserve">in the wiki, and the personal stack runs FedWiki with</w:t>
       </w:r>
       <w:r>
         <w:t xml:space="preserve"> </w:t>
@@ -709,19 +705,19 @@
         <w:t xml:space="preserve">--security_legacy</w:t>
       </w:r>
       <w:r>
-        <w:t xml:space="preserve">, so a</w:t>
-      </w:r>
-      <w:r>
-        <w:t xml:space="preserve"> </w:t>
-      </w:r>
-      <w:r>
-        <w:t xml:space="preserve">passphrase on the coupler alone would have left the record readable and</w:t>
-      </w:r>
-      <w:r>
-        <w:t xml:space="preserve"> </w:t>
-      </w:r>
-      <w:r>
-        <w:t xml:space="preserve">writable on port 3000 by anyone else using the computer.</w:t>
+        <w:t xml:space="preserve">, so a passphrase on the coupler alone would have</w:t>
+      </w:r>
+      <w:r>
+        <w:t xml:space="preserve"> </w:t>
+      </w:r>
+      <w:r>
+        <w:t xml:space="preserve">left the record readable and writable on port 3000 by anyone else using</w:t>
+      </w:r>
+      <w:r>
+        <w:t xml:space="preserve"> </w:t>
+      </w:r>
+      <w:r>
+        <w:t xml:space="preserve">the computer.</w:t>
       </w:r>
     </w:p>
     <w:p>
@@ -739,25 +735,31 @@
         <w:t xml:space="preserve"> </w:t>
       </w:r>
       <w:r>
-        <w:t xml:space="preserve">every service returns 401 without the passphrase and works with it;</w:t>
-      </w:r>
-      <w:r>
-        <w:t xml:space="preserve"> </w:t>
-      </w:r>
-      <w:r>
-        <w:t xml:space="preserve">the full workflow runs through the gate; per-person sites stay isolated because</w:t>
-      </w:r>
-      <w:r>
-        <w:t xml:space="preserve"> </w:t>
-      </w:r>
-      <w:r>
-        <w:t xml:space="preserve">Caddy passes the original Host through; and the coupler’s own origin allowlist</w:t>
-      </w:r>
-      <w:r>
-        <w:t xml:space="preserve"> </w:t>
-      </w:r>
-      <w:r>
-        <w:t xml:space="preserve">still refuses foreign origins behind the gate.</w:t>
+        <w:t xml:space="preserve">every service returns 401 without the passphrase and works</w:t>
+      </w:r>
+      <w:r>
+        <w:t xml:space="preserve"> </w:t>
+      </w:r>
+      <w:r>
+        <w:t xml:space="preserve">with it; the full workflow runs through the gate; per-person sites stay</w:t>
+      </w:r>
+      <w:r>
+        <w:t xml:space="preserve"> </w:t>
+      </w:r>
+      <w:r>
+        <w:t xml:space="preserve">isolated because Caddy passes the original Host through; and the</w:t>
+      </w:r>
+      <w:r>
+        <w:t xml:space="preserve"> </w:t>
+      </w:r>
+      <w:r>
+        <w:t xml:space="preserve">coupler’s own origin allowlist still refuses foreign origins behind the</w:t>
+      </w:r>
+      <w:r>
+        <w:t xml:space="preserve"> </w:t>
+      </w:r>
+      <w:r>
+        <w:t xml:space="preserve">gate.</w:t>
       </w:r>
     </w:p>
     <w:p>
@@ -787,13 +789,13 @@
         <w:t xml:space="preserve">$</w:t>
       </w:r>
       <w:r>
-        <w:t xml:space="preserve">, and docker compose</w:t>
-      </w:r>
-      <w:r>
-        <w:t xml:space="preserve"> </w:t>
-      </w:r>
-      <w:r>
-        <w:t xml:space="preserve">reads</w:t>
+        <w:t xml:space="preserve">, and docker</w:t>
+      </w:r>
+      <w:r>
+        <w:t xml:space="preserve"> </w:t>
+      </w:r>
+      <w:r>
+        <w:t xml:space="preserve">compose reads</w:t>
       </w:r>
       <w:r>
         <w:t xml:space="preserve"> </w:t>
@@ -823,7 +825,13 @@
         <w:t xml:space="preserve"> </w:t>
       </w:r>
       <w:r>
-        <w:t xml:space="preserve">as the start of a variable reference. The real hash</w:t>
+        <w:t xml:space="preserve">as the start of a variable reference. The</w:t>
+      </w:r>
+      <w:r>
+        <w:t xml:space="preserve"> </w:t>
+      </w:r>
+      <w:r>
+        <w:t xml:space="preserve">real hash</w:t>
       </w:r>
       <w:r>
         <w:t xml:space="preserve"> </w:t>
@@ -853,19 +861,19 @@
         <w:t xml:space="preserve"> </w:t>
       </w:r>
       <w:r>
-        <w:t xml:space="preserve">— half of it</w:t>
-      </w:r>
-      <w:r>
-        <w:t xml:space="preserve"> </w:t>
-      </w:r>
-      <w:r>
-        <w:t xml:space="preserve">eaten. The gate would have installed cleanly and then rejected the correct</w:t>
-      </w:r>
-      <w:r>
-        <w:t xml:space="preserve"> </w:t>
-      </w:r>
-      <w:r>
-        <w:t xml:space="preserve">passphrase forever, with nothing in any log explaining why.</w:t>
+        <w:t xml:space="preserve">— half of it eaten. The gate would have installed cleanly and then</w:t>
+      </w:r>
+      <w:r>
+        <w:t xml:space="preserve"> </w:t>
+      </w:r>
+      <w:r>
+        <w:t xml:space="preserve">rejected the correct passphrase forever, with nothing in any log</w:t>
+      </w:r>
+      <w:r>
+        <w:t xml:space="preserve"> </w:t>
+      </w:r>
+      <w:r>
+        <w:t xml:space="preserve">explaining why.</w:t>
       </w:r>
       <w:r>
         <w:t xml:space="preserve"> </w:t>
@@ -895,13 +903,13 @@
         <w:t xml:space="preserve"> </w:t>
       </w:r>
       <w:r>
-        <w:t xml:space="preserve">signs, which is why the passphrase must never be set by</w:t>
-      </w:r>
-      <w:r>
-        <w:t xml:space="preserve"> </w:t>
-      </w:r>
-      <w:r>
-        <w:t xml:space="preserve">hand-editing</w:t>
+        <w:t xml:space="preserve">signs, which is why</w:t>
+      </w:r>
+      <w:r>
+        <w:t xml:space="preserve"> </w:t>
+      </w:r>
+      <w:r>
+        <w:t xml:space="preserve">the passphrase must never be set by hand-editing</w:t>
       </w:r>
       <w:r>
         <w:t xml:space="preserve"> </w:t>
@@ -949,19 +957,19 @@
         <w:t xml:space="preserve"> </w:t>
       </w:r>
       <w:r>
-        <w:t xml:space="preserve">writes one encrypted file per run (AES-256, key stretched from</w:t>
-      </w:r>
-      <w:r>
-        <w:t xml:space="preserve"> </w:t>
-      </w:r>
-      <w:r>
-        <w:t xml:space="preserve">the passphrase by PBKDF2 at 600,000 rounds; the passphrase reaches openssl on a</w:t>
-      </w:r>
-      <w:r>
-        <w:t xml:space="preserve"> </w:t>
-      </w:r>
-      <w:r>
-        <w:t xml:space="preserve">file descriptor, never on the command line).</w:t>
+        <w:t xml:space="preserve">writes one encrypted file per run (AES-256, key stretched</w:t>
+      </w:r>
+      <w:r>
+        <w:t xml:space="preserve"> </w:t>
+      </w:r>
+      <w:r>
+        <w:t xml:space="preserve">from the passphrase by PBKDF2 at 600,000 rounds; the passphrase reaches</w:t>
+      </w:r>
+      <w:r>
+        <w:t xml:space="preserve"> </w:t>
+      </w:r>
+      <w:r>
+        <w:t xml:space="preserve">openssl on a file descriptor, never on the command line).</w:t>
       </w:r>
       <w:r>
         <w:t xml:space="preserve"> </w:t>
@@ -976,13 +984,13 @@
         <w:t xml:space="preserve"> </w:t>
       </w:r>
       <w:r>
-        <w:t xml:space="preserve">opens a</w:t>
-      </w:r>
-      <w:r>
-        <w:t xml:space="preserve"> </w:t>
-      </w:r>
-      <w:r>
-        <w:t xml:space="preserve">backup and reports what is in it without touching the live record.</w:t>
+        <w:t xml:space="preserve">opens a backup and reports what is in it without</w:t>
+      </w:r>
+      <w:r>
+        <w:t xml:space="preserve"> </w:t>
+      </w:r>
+      <w:r>
+        <w:t xml:space="preserve">touching the live record.</w:t>
       </w:r>
       <w:r>
         <w:t xml:space="preserve"> </w:t>
@@ -997,7 +1005,13 @@
         <w:t xml:space="preserve"> </w:t>
       </w:r>
       <w:r>
-        <w:t xml:space="preserve">replaces the record, saving the current one first.</w:t>
+        <w:t xml:space="preserve">replaces the record, saving the</w:t>
+      </w:r>
+      <w:r>
+        <w:t xml:space="preserve"> </w:t>
+      </w:r>
+      <w:r>
+        <w:t xml:space="preserve">current one first.</w:t>
       </w:r>
     </w:p>
     <w:p>
@@ -1005,19 +1019,25 @@
         <w:pStyle w:val="BodyText"/>
       </w:pPr>
       <w:r>
-        <w:t xml:space="preserve">Because the file is unreadable without the passphrase it can live anywhere</w:t>
-      </w:r>
-      <w:r>
-        <w:t xml:space="preserve"> </w:t>
-      </w:r>
-      <w:r>
-        <w:t xml:space="preserve">ordinary — USB stick, Dropbox, iCloud. That is the point: without encryption</w:t>
-      </w:r>
-      <w:r>
-        <w:t xml:space="preserve"> </w:t>
-      </w:r>
-      <w:r>
-        <w:t xml:space="preserve">there is nowhere good to put a backup of a health record.</w:t>
+        <w:t xml:space="preserve">Because the file is unreadable without the passphrase it can live</w:t>
+      </w:r>
+      <w:r>
+        <w:t xml:space="preserve"> </w:t>
+      </w:r>
+      <w:r>
+        <w:t xml:space="preserve">anywhere ordinary — USB stick, Dropbox, iCloud. That is the point:</w:t>
+      </w:r>
+      <w:r>
+        <w:t xml:space="preserve"> </w:t>
+      </w:r>
+      <w:r>
+        <w:t xml:space="preserve">without encryption there is nowhere good to put a backup of a health</w:t>
+      </w:r>
+      <w:r>
+        <w:t xml:space="preserve"> </w:t>
+      </w:r>
+      <w:r>
+        <w:t xml:space="preserve">record.</w:t>
       </w:r>
     </w:p>
     <w:p>
@@ -1035,25 +1055,25 @@
         <w:t xml:space="preserve"> </w:t>
       </w:r>
       <w:r>
-        <w:t xml:space="preserve">by deleting the volumes outright and restoring: both people, a</w:t>
-      </w:r>
-      <w:r>
-        <w:t xml:space="preserve"> </w:t>
-      </w:r>
-      <w:r>
-        <w:t xml:space="preserve">canary file, and a wiki page all came back and served correctly through the</w:t>
-      </w:r>
-      <w:r>
-        <w:t xml:space="preserve"> </w:t>
-      </w:r>
-      <w:r>
-        <w:t xml:space="preserve">gate. Wrong passphrase fails cleanly on verify and on restore. The canary is</w:t>
-      </w:r>
-      <w:r>
-        <w:t xml:space="preserve"> </w:t>
-      </w:r>
-      <w:r>
-        <w:t xml:space="preserve">not findable in the backup file.</w:t>
+        <w:t xml:space="preserve">by deleting the volumes outright and restoring: both people,</w:t>
+      </w:r>
+      <w:r>
+        <w:t xml:space="preserve"> </w:t>
+      </w:r>
+      <w:r>
+        <w:t xml:space="preserve">a canary file, and a wiki page all came back and served correctly</w:t>
+      </w:r>
+      <w:r>
+        <w:t xml:space="preserve"> </w:t>
+      </w:r>
+      <w:r>
+        <w:t xml:space="preserve">through the gate. Wrong passphrase fails cleanly on verify and on</w:t>
+      </w:r>
+      <w:r>
+        <w:t xml:space="preserve"> </w:t>
+      </w:r>
+      <w:r>
+        <w:t xml:space="preserve">restore. The canary is not findable in the backup file.</w:t>
       </w:r>
     </w:p>
     <w:p>
@@ -1061,13 +1081,13 @@
         <w:pStyle w:val="BodyText"/>
       </w:pPr>
       <w:r>
-        <w:t xml:space="preserve">This is the one place where an unrecoverable secret is low risk: forgetting a</w:t>
-      </w:r>
-      <w:r>
-        <w:t xml:space="preserve"> </w:t>
-      </w:r>
-      <w:r>
-        <w:t xml:space="preserve">backup passphrase costs the backup, not the record.</w:t>
+        <w:t xml:space="preserve">This is the one place where an unrecoverable secret is low risk:</w:t>
+      </w:r>
+      <w:r>
+        <w:t xml:space="preserve"> </w:t>
+      </w:r>
+      <w:r>
+        <w:t xml:space="preserve">forgetting a backup passphrase costs the backup, not the record.</w:t>
       </w:r>
     </w:p>
     <w:bookmarkEnd w:id="14"/>
@@ -1119,19 +1139,13 @@
         <w:t xml:space="preserve">http://localhost:3000</w:t>
       </w:r>
       <w:r>
-        <w:t xml:space="preserve">. The</w:t>
-      </w:r>
-      <w:r>
-        <w:t xml:space="preserve"> </w:t>
-      </w:r>
-      <w:r>
-        <w:t xml:space="preserve">same code now talks to a container in one deployment and a native wiki in the</w:t>
-      </w:r>
-      <w:r>
-        <w:t xml:space="preserve"> </w:t>
-      </w:r>
-      <w:r>
-        <w:t xml:space="preserve">other.</w:t>
+        <w:t xml:space="preserve">. The same code now talks to a container in one</w:t>
+      </w:r>
+      <w:r>
+        <w:t xml:space="preserve"> </w:t>
+      </w:r>
+      <w:r>
+        <w:t xml:space="preserve">deployment and a native wiki in the other.</w:t>
       </w:r>
       <w:r>
         <w:t xml:space="preserve"> </w:t>
@@ -1146,13 +1160,7 @@
         <w:t xml:space="preserve"> </w:t>
       </w:r>
       <w:r>
-        <w:t xml:space="preserve">previously hardcoded the address and would have</w:t>
-      </w:r>
-      <w:r>
-        <w:t xml:space="preserve"> </w:t>
-      </w:r>
-      <w:r>
-        <w:t xml:space="preserve">failed inside Docker.</w:t>
+        <w:t xml:space="preserve">previously hardcoded the address and would have failed inside Docker.</w:t>
       </w:r>
     </w:p>
     <w:p>
@@ -1173,13 +1181,13 @@
         <w:t xml:space="preserve"> </w:t>
       </w:r>
       <w:r>
-        <w:t xml:space="preserve">writes pages through the wiki’s action API instead of the</w:t>
-      </w:r>
-      <w:r>
-        <w:t xml:space="preserve"> </w:t>
-      </w:r>
-      <w:r>
-        <w:t xml:space="preserve">filesystem —</w:t>
+        <w:t xml:space="preserve">writes pages through the wiki’s action API instead of</w:t>
+      </w:r>
+      <w:r>
+        <w:t xml:space="preserve"> </w:t>
+      </w:r>
+      <w:r>
+        <w:t xml:space="preserve">the filesystem —</w:t>
       </w:r>
       <w:r>
         <w:t xml:space="preserve"> </w:t>
@@ -1209,25 +1217,25 @@
         <w:t xml:space="preserve"> </w:t>
       </w:r>
       <w:r>
-        <w:t xml:space="preserve">push to replace an existing</w:t>
-      </w:r>
-      <w:r>
-        <w:t xml:space="preserve"> </w:t>
-      </w:r>
-      <w:r>
-        <w:t xml:space="preserve">one, with the previous journal carried forward. Falls back to the old file</w:t>
-      </w:r>
-      <w:r>
-        <w:t xml:space="preserve"> </w:t>
-      </w:r>
-      <w:r>
-        <w:t xml:space="preserve">write if the wiki refuses (HTTP 403), which is what keeps the native</w:t>
-      </w:r>
-      <w:r>
-        <w:t xml:space="preserve"> </w:t>
-      </w:r>
-      <w:r>
-        <w:t xml:space="preserve">development setup working.</w:t>
+        <w:t xml:space="preserve">push to replace an</w:t>
+      </w:r>
+      <w:r>
+        <w:t xml:space="preserve"> </w:t>
+      </w:r>
+      <w:r>
+        <w:t xml:space="preserve">existing one, with the previous journal carried forward. Falls back to</w:t>
+      </w:r>
+      <w:r>
+        <w:t xml:space="preserve"> </w:t>
+      </w:r>
+      <w:r>
+        <w:t xml:space="preserve">the old file write if the wiki refuses (HTTP 403), which is what keeps</w:t>
+      </w:r>
+      <w:r>
+        <w:t xml:space="preserve"> </w:t>
+      </w:r>
+      <w:r>
+        <w:t xml:space="preserve">the native development setup working.</w:t>
       </w:r>
     </w:p>
     <w:p>
@@ -1239,13 +1247,13 @@
         </w:numPr>
       </w:pPr>
       <w:r>
-        <w:t xml:space="preserve">An origin allowlist replacing the previous behaviour of echoing back whatever</w:t>
-      </w:r>
-      <w:r>
-        <w:t xml:space="preserve"> </w:t>
-      </w:r>
-      <w:r>
-        <w:t xml:space="preserve">origin asked. Configurable through</w:t>
+        <w:t xml:space="preserve">An origin allowlist replacing the previous behaviour of echoing back</w:t>
+      </w:r>
+      <w:r>
+        <w:t xml:space="preserve"> </w:t>
+      </w:r>
+      <w:r>
+        <w:t xml:space="preserve">whatever origin asked. Configurable through</w:t>
       </w:r>
       <w:r>
         <w:t xml:space="preserve"> </w:t>
@@ -1257,13 +1265,13 @@
         <w:t xml:space="preserve">ALLOWED_ORIGINS</w:t>
       </w:r>
       <w:r>
-        <w:t xml:space="preserve">; defaults to this</w:t>
-      </w:r>
-      <w:r>
-        <w:t xml:space="preserve"> </w:t>
-      </w:r>
-      <w:r>
-        <w:t xml:space="preserve">machine only.</w:t>
+        <w:t xml:space="preserve">;</w:t>
+      </w:r>
+      <w:r>
+        <w:t xml:space="preserve"> </w:t>
+      </w:r>
+      <w:r>
+        <w:t xml:space="preserve">defaults to this machine only.</w:t>
       </w:r>
     </w:p>
     <w:p>
@@ -1275,13 +1283,13 @@
         </w:numPr>
       </w:pPr>
       <w:r>
-        <w:t xml:space="preserve">A startup banner reporting which origins are allowed, and warning about</w:t>
-      </w:r>
-      <w:r>
-        <w:t xml:space="preserve"> </w:t>
-      </w:r>
-      <w:r>
-        <w:t xml:space="preserve">entries it could not parse.</w:t>
+        <w:t xml:space="preserve">A startup banner reporting which origins are allowed, and warning</w:t>
+      </w:r>
+      <w:r>
+        <w:t xml:space="preserve"> </w:t>
+      </w:r>
+      <w:r>
+        <w:t xml:space="preserve">about entries it could not parse.</w:t>
       </w:r>
     </w:p>
     <w:p>
@@ -1316,13 +1324,13 @@
         <w:pStyle w:val="FirstParagraph"/>
       </w:pPr>
       <w:r>
-        <w:t xml:space="preserve">Docker initialises a new named volume from whatever the image contains at the</w:t>
-      </w:r>
-      <w:r>
-        <w:t xml:space="preserve"> </w:t>
-      </w:r>
-      <w:r>
-        <w:t xml:space="preserve">mount path. Because</w:t>
+        <w:t xml:space="preserve">Docker initialises a new named volume from whatever the image contains</w:t>
+      </w:r>
+      <w:r>
+        <w:t xml:space="preserve"> </w:t>
+      </w:r>
+      <w:r>
+        <w:t xml:space="preserve">at the mount path. Because</w:t>
       </w:r>
       <w:r>
         <w:t xml:space="preserve"> </w:t>
@@ -1349,13 +1357,13 @@
         <w:t xml:space="preserve"> </w:t>
       </w:r>
       <w:r>
-        <w:t xml:space="preserve">pattern matches only the</w:t>
-      </w:r>
-      <w:r>
-        <w:t xml:space="preserve"> </w:t>
-      </w:r>
-      <w:r>
-        <w:t xml:space="preserve">top-level directory,</w:t>
+        <w:t xml:space="preserve">pattern matches</w:t>
+      </w:r>
+      <w:r>
+        <w:t xml:space="preserve"> </w:t>
+      </w:r>
+      <w:r>
+        <w:t xml:space="preserve">only the top-level directory,</w:t>
       </w:r>
       <w:r>
         <w:t xml:space="preserve"> </w:t>
@@ -1370,13 +1378,19 @@
         <w:t xml:space="preserve"> </w:t>
       </w:r>
       <w:r>
-        <w:t xml:space="preserve">was being copied into images. Left</w:t>
-      </w:r>
-      <w:r>
-        <w:t xml:space="preserve"> </w:t>
-      </w:r>
-      <w:r>
-        <w:t xml:space="preserve">alone, every home install would have started life containing the pilot records.</w:t>
+        <w:t xml:space="preserve">was being copied into</w:t>
+      </w:r>
+      <w:r>
+        <w:t xml:space="preserve"> </w:t>
+      </w:r>
+      <w:r>
+        <w:t xml:space="preserve">images. Left alone, every home install would have started life</w:t>
+      </w:r>
+      <w:r>
+        <w:t xml:space="preserve"> </w:t>
+      </w:r>
+      <w:r>
+        <w:t xml:space="preserve">containing the pilot records.</w:t>
       </w:r>
     </w:p>
     <w:p>
@@ -1457,13 +1471,19 @@
         <w:t xml:space="preserve">sample-person</w:t>
       </w:r>
       <w:r>
-        <w:t xml:space="preserve">. After the fix,</w:t>
-      </w:r>
-      <w:r>
-        <w:t xml:space="preserve"> </w:t>
-      </w:r>
-      <w:r>
-        <w:t xml:space="preserve">the image is empty there and a fresh install returns an empty patient list.</w:t>
+        <w:t xml:space="preserve">. After the</w:t>
+      </w:r>
+      <w:r>
+        <w:t xml:space="preserve"> </w:t>
+      </w:r>
+      <w:r>
+        <w:t xml:space="preserve">fix, the image is empty there and a fresh install returns an empty</w:t>
+      </w:r>
+      <w:r>
+        <w:t xml:space="preserve"> </w:t>
+      </w:r>
+      <w:r>
+        <w:t xml:space="preserve">patient list.</w:t>
       </w:r>
     </w:p>
     <w:p>
@@ -1532,25 +1552,25 @@
         <w:t xml:space="preserve"> </w:t>
       </w:r>
       <w:r>
-        <w:t xml:space="preserve">a caller presented, which grants</w:t>
-      </w:r>
-      <w:r>
-        <w:t xml:space="preserve"> </w:t>
-      </w:r>
-      <w:r>
-        <w:t xml:space="preserve">permission to everyone, since the origin is whatever the caller says. While My</w:t>
-      </w:r>
-      <w:r>
-        <w:t xml:space="preserve"> </w:t>
-      </w:r>
-      <w:r>
-        <w:t xml:space="preserve">Health Picture was running, any page the person visited in any tab could read</w:t>
-      </w:r>
-      <w:r>
-        <w:t xml:space="preserve"> </w:t>
-      </w:r>
-      <w:r>
-        <w:t xml:space="preserve">the entire record, and write to it.</w:t>
+        <w:t xml:space="preserve">a caller presented, which</w:t>
+      </w:r>
+      <w:r>
+        <w:t xml:space="preserve"> </w:t>
+      </w:r>
+      <w:r>
+        <w:t xml:space="preserve">grants permission to everyone, since the origin is whatever the caller</w:t>
+      </w:r>
+      <w:r>
+        <w:t xml:space="preserve"> </w:t>
+      </w:r>
+      <w:r>
+        <w:t xml:space="preserve">says. While My Health Picture was running, any page the person visited</w:t>
+      </w:r>
+      <w:r>
+        <w:t xml:space="preserve"> </w:t>
+      </w:r>
+      <w:r>
+        <w:t xml:space="preserve">in any tab could read the entire record, and write to it.</w:t>
       </w:r>
     </w:p>
     <w:p>
@@ -1598,13 +1618,13 @@
         <w:t xml:space="preserve"> </w:t>
       </w:r>
       <w:r>
-        <w:t xml:space="preserve">and</w:t>
-      </w:r>
-      <w:r>
-        <w:t xml:space="preserve"> </w:t>
-      </w:r>
-      <w:r>
-        <w:t xml:space="preserve">the patient list in the body.</w:t>
+        <w:t xml:space="preserve">and the</w:t>
+      </w:r>
+      <w:r>
+        <w:t xml:space="preserve"> </w:t>
+      </w:r>
+      <w:r>
+        <w:t xml:space="preserve">patient list in the body.</w:t>
       </w:r>
     </w:p>
     <w:p>
@@ -1622,25 +1642,25 @@
         <w:t xml:space="preserve"> </w:t>
       </w:r>
       <w:r>
-        <w:t xml:space="preserve">An explicit allowlist — the coupler, My Health Choices, and the</w:t>
-      </w:r>
-      <w:r>
-        <w:t xml:space="preserve"> </w:t>
-      </w:r>
-      <w:r>
-        <w:t xml:space="preserve">person’s wiki, on this machine only. Requests from anywhere else are refused</w:t>
-      </w:r>
-      <w:r>
-        <w:t xml:space="preserve"> </w:t>
-      </w:r>
-      <w:r>
-        <w:t xml:space="preserve">outright rather than relying on the browser to discard the response, which</w:t>
-      </w:r>
-      <w:r>
-        <w:t xml:space="preserve"> </w:t>
-      </w:r>
-      <w:r>
-        <w:t xml:space="preserve">would still have let writes through.</w:t>
+        <w:t xml:space="preserve">An explicit allowlist — the coupler, My Health Choices, and</w:t>
+      </w:r>
+      <w:r>
+        <w:t xml:space="preserve"> </w:t>
+      </w:r>
+      <w:r>
+        <w:t xml:space="preserve">the person’s wiki, on this machine only. Requests from anywhere else are</w:t>
+      </w:r>
+      <w:r>
+        <w:t xml:space="preserve"> </w:t>
+      </w:r>
+      <w:r>
+        <w:t xml:space="preserve">refused outright rather than relying on the browser to discard the</w:t>
+      </w:r>
+      <w:r>
+        <w:t xml:space="preserve"> </w:t>
+      </w:r>
+      <w:r>
+        <w:t xml:space="preserve">response, which would still have let writes through.</w:t>
       </w:r>
       <w:r>
         <w:t xml:space="preserve"> </w:t>
@@ -1652,19 +1672,25 @@
         <w:t xml:space="preserve">null</w:t>
       </w:r>
       <w:r>
-        <w:t xml:space="preserve">, which sandboxed frames present and</w:t>
-      </w:r>
-      <w:r>
-        <w:t xml:space="preserve"> </w:t>
-      </w:r>
-      <w:r>
-        <w:t xml:space="preserve">any page can claim, is deliberately excluded. 23 unit tests plus live tests in</w:t>
-      </w:r>
-      <w:r>
-        <w:t xml:space="preserve"> </w:t>
-      </w:r>
-      <w:r>
-        <w:t xml:space="preserve">both default and hosted modes.</w:t>
+        <w:t xml:space="preserve">, which</w:t>
+      </w:r>
+      <w:r>
+        <w:t xml:space="preserve"> </w:t>
+      </w:r>
+      <w:r>
+        <w:t xml:space="preserve">sandboxed frames present and any page can claim, is deliberately</w:t>
+      </w:r>
+      <w:r>
+        <w:t xml:space="preserve"> </w:t>
+      </w:r>
+      <w:r>
+        <w:t xml:space="preserve">excluded. 23 unit tests plus live tests in both default and hosted</w:t>
+      </w:r>
+      <w:r>
+        <w:t xml:space="preserve"> </w:t>
+      </w:r>
+      <w:r>
+        <w:t xml:space="preserve">modes.</w:t>
       </w:r>
     </w:p>
     <w:p>
@@ -1698,13 +1724,13 @@
         <w:t xml:space="preserve"> </w:t>
       </w:r>
       <w:r>
-        <w:t xml:space="preserve">on the machine can still reach the</w:t>
-      </w:r>
-      <w:r>
-        <w:t xml:space="preserve"> </w:t>
-      </w:r>
-      <w:r>
-        <w:t xml:space="preserve">proxy. That is the passphrase item on the work list.</w:t>
+        <w:t xml:space="preserve">on the machine can still reach</w:t>
+      </w:r>
+      <w:r>
+        <w:t xml:space="preserve"> </w:t>
+      </w:r>
+      <w:r>
+        <w:t xml:space="preserve">the proxy. That is the passphrase item on the work list.</w:t>
       </w:r>
     </w:p>
     <w:bookmarkEnd w:id="18"/>
@@ -1722,7 +1748,13 @@
         <w:pStyle w:val="FirstParagraph"/>
       </w:pPr>
       <w:r>
-        <w:t xml:space="preserve">Two settings that a long-running installation has and a new one does not.</w:t>
+        <w:t xml:space="preserve">Two settings that a long-running installation has and a new one does</w:t>
+      </w:r>
+      <w:r>
+        <w:t xml:space="preserve"> </w:t>
+      </w:r>
+      <w:r>
+        <w:t xml:space="preserve">not.</w:t>
       </w:r>
     </w:p>
     <w:p>
@@ -1740,13 +1772,13 @@
         <w:t xml:space="preserve"> </w:t>
       </w:r>
       <w:r>
-        <w:t xml:space="preserve">FedWiki’s default security module refuses all writes over HTTP</w:t>
-      </w:r>
-      <w:r>
-        <w:t xml:space="preserve"> </w:t>
-      </w:r>
-      <w:r>
-        <w:t xml:space="preserve">unless</w:t>
+        <w:t xml:space="preserve">FedWiki’s default security module refuses all writes over</w:t>
+      </w:r>
+      <w:r>
+        <w:t xml:space="preserve"> </w:t>
+      </w:r>
+      <w:r>
+        <w:t xml:space="preserve">HTTP unless</w:t>
       </w:r>
       <w:r>
         <w:t xml:space="preserve"> </w:t>
@@ -1809,19 +1841,19 @@
         <w:t xml:space="preserve"> </w:t>
       </w:r>
       <w:r>
-        <w:t xml:space="preserve">—</w:t>
-      </w:r>
-      <w:r>
-        <w:t xml:space="preserve"> </w:t>
-      </w:r>
-      <w:r>
-        <w:t xml:space="preserve">a file that lives in the data directory and therefore does not exist on a fresh</w:t>
-      </w:r>
-      <w:r>
-        <w:t xml:space="preserve"> </w:t>
-      </w:r>
-      <w:r>
-        <w:t xml:space="preserve">volume. Without it the wiki ignores the site name entirely.</w:t>
+        <w:t xml:space="preserve">— a file that lives in the data directory and</w:t>
+      </w:r>
+      <w:r>
+        <w:t xml:space="preserve"> </w:t>
+      </w:r>
+      <w:r>
+        <w:t xml:space="preserve">therefore does not exist on a fresh volume. Without it the wiki ignores</w:t>
+      </w:r>
+      <w:r>
+        <w:t xml:space="preserve"> </w:t>
+      </w:r>
+      <w:r>
+        <w:t xml:space="preserve">the site name entirely.</w:t>
       </w:r>
     </w:p>
     <w:p>
@@ -1839,13 +1871,13 @@
         <w:t xml:space="preserve"> </w:t>
       </w:r>
       <w:r>
-        <w:t xml:space="preserve">pages pushed for two different people both landed in a single</w:t>
-      </w:r>
-      <w:r>
-        <w:t xml:space="preserve"> </w:t>
-      </w:r>
-      <w:r>
-        <w:t xml:space="preserve">shared directory. After adding</w:t>
+        <w:t xml:space="preserve">pages pushed for two different people both landed in a</w:t>
+      </w:r>
+      <w:r>
+        <w:t xml:space="preserve"> </w:t>
+      </w:r>
+      <w:r>
+        <w:t xml:space="preserve">single shared directory. After adding</w:t>
       </w:r>
       <w:r>
         <w:t xml:space="preserve"> </w:t>
@@ -1857,13 +1889,13 @@
         <w:t xml:space="preserve">--farm</w:t>
       </w:r>
       <w:r>
-        <w:t xml:space="preserve">, they land in separate per-person</w:t>
-      </w:r>
-      <w:r>
-        <w:t xml:space="preserve"> </w:t>
-      </w:r>
-      <w:r>
-        <w:t xml:space="preserve">directories and stay separate.</w:t>
+        <w:t xml:space="preserve">, they land in separate</w:t>
+      </w:r>
+      <w:r>
+        <w:t xml:space="preserve"> </w:t>
+      </w:r>
+      <w:r>
+        <w:t xml:space="preserve">per-person directories and stay separate.</w:t>
       </w:r>
     </w:p>
     <w:p>
@@ -1910,13 +1942,13 @@
         <w:t xml:space="preserve"> </w:t>
       </w:r>
       <w:r>
-        <w:t xml:space="preserve">makes an unclaimed wiki editable by anyone who can reach</w:t>
-      </w:r>
-      <w:r>
-        <w:t xml:space="preserve"> </w:t>
-      </w:r>
-      <w:r>
-        <w:t xml:space="preserve">it. That is acceptable only because the port is bound to</w:t>
+        <w:t xml:space="preserve">makes an unclaimed wiki editable by anyone who can</w:t>
+      </w:r>
+      <w:r>
+        <w:t xml:space="preserve"> </w:t>
+      </w:r>
+      <w:r>
+        <w:t xml:space="preserve">reach it. That is acceptable only because the port is bound to</w:t>
       </w:r>
       <w:r>
         <w:t xml:space="preserve"> </w:t>
@@ -1928,13 +1960,13 @@
         <w:t xml:space="preserve">127.0.0.1</w:t>
       </w:r>
       <w:r>
-        <w:t xml:space="preserve">. The two</w:t>
-      </w:r>
-      <w:r>
-        <w:t xml:space="preserve"> </w:t>
-      </w:r>
-      <w:r>
-        <w:t xml:space="preserve">settings depend on each other and should not be separated.</w:t>
+        <w:t xml:space="preserve">. The two settings depend on each other and should not be</w:t>
+      </w:r>
+      <w:r>
+        <w:t xml:space="preserve"> </w:t>
+      </w:r>
+      <w:r>
+        <w:t xml:space="preserve">separated.</w:t>
       </w:r>
     </w:p>
     <w:bookmarkEnd w:id="19"/>
@@ -1952,19 +1984,19 @@
         <w:pStyle w:val="FirstParagraph"/>
       </w:pPr>
       <w:r>
-        <w:t xml:space="preserve">A page dropped into the pages directory is served correctly by direct link but</w:t>
-      </w:r>
-      <w:r>
-        <w:t xml:space="preserve"> </w:t>
-      </w:r>
-      <w:r>
-        <w:t xml:space="preserve">does not appear in search. On an established site the index rebuilds when the</w:t>
-      </w:r>
-      <w:r>
-        <w:t xml:space="preserve"> </w:t>
-      </w:r>
-      <w:r>
-        <w:t xml:space="preserve">wiki restarts; on a fresh site, which has no</w:t>
+        <w:t xml:space="preserve">A page dropped into the pages directory is served correctly by direct</w:t>
+      </w:r>
+      <w:r>
+        <w:t xml:space="preserve"> </w:t>
+      </w:r>
+      <w:r>
+        <w:t xml:space="preserve">link but does not appear in search. On an established site the index</w:t>
+      </w:r>
+      <w:r>
+        <w:t xml:space="preserve"> </w:t>
+      </w:r>
+      <w:r>
+        <w:t xml:space="preserve">rebuilds when the wiki restarts; on a fresh site, which has no</w:t>
       </w:r>
       <w:r>
         <w:t xml:space="preserve"> </w:t>
@@ -1979,13 +2011,7 @@
         <w:t xml:space="preserve"> </w:t>
       </w:r>
       <w:r>
-        <w:t xml:space="preserve">directory at all, it</w:t>
-      </w:r>
-      <w:r>
-        <w:t xml:space="preserve"> </w:t>
-      </w:r>
-      <w:r>
-        <w:t xml:space="preserve">never appears.</w:t>
+        <w:t xml:space="preserve">directory at all, it never appears.</w:t>
       </w:r>
     </w:p>
     <w:p>
@@ -2015,25 +2041,25 @@
         <w:t xml:space="preserve">/view/</w:t>
       </w:r>
       <w:r>
-        <w:t xml:space="preserve">, while the sitemap</w:t>
-      </w:r>
-      <w:r>
-        <w:t xml:space="preserve"> </w:t>
-      </w:r>
-      <w:r>
-        <w:t xml:space="preserve">stayed empty across a restart. Existing native sites show 17 pages against 17</w:t>
-      </w:r>
-      <w:r>
-        <w:t xml:space="preserve"> </w:t>
-      </w:r>
-      <w:r>
-        <w:t xml:space="preserve">sitemap entries and 26 against 26, because those pages were created through the</w:t>
-      </w:r>
-      <w:r>
-        <w:t xml:space="preserve"> </w:t>
-      </w:r>
-      <w:r>
-        <w:t xml:space="preserve">wiki over time.</w:t>
+        <w:t xml:space="preserve">, while the</w:t>
+      </w:r>
+      <w:r>
+        <w:t xml:space="preserve"> </w:t>
+      </w:r>
+      <w:r>
+        <w:t xml:space="preserve">sitemap stayed empty across a restart. Existing native sites show 17</w:t>
+      </w:r>
+      <w:r>
+        <w:t xml:space="preserve"> </w:t>
+      </w:r>
+      <w:r>
+        <w:t xml:space="preserve">pages against 17 sitemap entries and 26 against 26, because those pages</w:t>
+      </w:r>
+      <w:r>
+        <w:t xml:space="preserve"> </w:t>
+      </w:r>
+      <w:r>
+        <w:t xml:space="preserve">were created through the wiki over time.</w:t>
       </w:r>
     </w:p>
     <w:p>
@@ -2041,13 +2067,19 @@
         <w:pStyle w:val="BodyText"/>
       </w:pPr>
       <w:r>
-        <w:t xml:space="preserve">This only ever affects new installs, which is why it has never been visible on</w:t>
-      </w:r>
-      <w:r>
-        <w:t xml:space="preserve"> </w:t>
-      </w:r>
-      <w:r>
-        <w:t xml:space="preserve">your machine — and why it would have affected every home install.</w:t>
+        <w:t xml:space="preserve">This only ever affects new installs, which is why it has never been</w:t>
+      </w:r>
+      <w:r>
+        <w:t xml:space="preserve"> </w:t>
+      </w:r>
+      <w:r>
+        <w:t xml:space="preserve">visible on your machine — and why it would have affected every home</w:t>
+      </w:r>
+      <w:r>
+        <w:t xml:space="preserve"> </w:t>
+      </w:r>
+      <w:r>
+        <w:t xml:space="preserve">install.</w:t>
       </w:r>
     </w:p>
     <w:p>
@@ -2091,25 +2123,25 @@
         <w:pStyle w:val="BodyText"/>
       </w:pPr>
       <w:r>
-        <w:t xml:space="preserve">The encrypted store itself worked: an encrypted sparsebundle created from the</w:t>
-      </w:r>
-      <w:r>
-        <w:t xml:space="preserve"> </w:t>
-      </w:r>
-      <w:r>
-        <w:t xml:space="preserve">passphrase, the existing record migrated in, wrong passphrase refused, and with</w:t>
-      </w:r>
-      <w:r>
-        <w:t xml:space="preserve"> </w:t>
-      </w:r>
-      <w:r>
-        <w:t xml:space="preserve">it locked the mountpoint held zero files and a planted canary string was not</w:t>
-      </w:r>
-      <w:r>
-        <w:t xml:space="preserve"> </w:t>
-      </w:r>
-      <w:r>
-        <w:t xml:space="preserve">findable anywhere in the image.</w:t>
+        <w:t xml:space="preserve">The encrypted store itself worked: an encrypted sparsebundle created</w:t>
+      </w:r>
+      <w:r>
+        <w:t xml:space="preserve"> </w:t>
+      </w:r>
+      <w:r>
+        <w:t xml:space="preserve">from the passphrase, the existing record migrated in, wrong passphrase</w:t>
+      </w:r>
+      <w:r>
+        <w:t xml:space="preserve"> </w:t>
+      </w:r>
+      <w:r>
+        <w:t xml:space="preserve">refused, and with it locked the mountpoint held zero files and a planted</w:t>
+      </w:r>
+      <w:r>
+        <w:t xml:space="preserve"> </w:t>
+      </w:r>
+      <w:r>
+        <w:t xml:space="preserve">canary string was not findable anywhere in the image.</w:t>
       </w:r>
     </w:p>
     <w:p>
@@ -2117,13 +2149,19 @@
         <w:pStyle w:val="BodyText"/>
       </w:pPr>
       <w:r>
-        <w:t xml:space="preserve">What failed is Docker reaching it. Docker Desktop runs a Linux virtual machine</w:t>
-      </w:r>
-      <w:r>
-        <w:t xml:space="preserve"> </w:t>
-      </w:r>
-      <w:r>
-        <w:t xml:space="preserve">and shares folders into it, and that sharing is established when Docker starts.</w:t>
+        <w:t xml:space="preserve">What failed is Docker reaching it. Docker Desktop runs a Linux virtual</w:t>
+      </w:r>
+      <w:r>
+        <w:t xml:space="preserve"> </w:t>
+      </w:r>
+      <w:r>
+        <w:t xml:space="preserve">machine and shares folders into it, and that sharing is established when</w:t>
+      </w:r>
+      <w:r>
+        <w:t xml:space="preserve"> </w:t>
+      </w:r>
+      <w:r>
+        <w:t xml:space="preserve">Docker starts.</w:t>
       </w:r>
       <w:r>
         <w:t xml:space="preserve"> </w:t>
@@ -2133,19 +2171,33 @@
           <w:b/>
           <w:bCs/>
         </w:rPr>
-        <w:t xml:space="preserve">A filesystem mounted afterwards never propagates into the VM.</w:t>
-      </w:r>
-      <w:r>
-        <w:t xml:space="preserve"> </w:t>
-      </w:r>
-      <w:r>
-        <w:t xml:space="preserve">From inside</w:t>
-      </w:r>
-      <w:r>
-        <w:t xml:space="preserve"> </w:t>
-      </w:r>
-      <w:r>
-        <w:t xml:space="preserve">the VM the folder name is visible but the mount is not —</w:t>
+        <w:t xml:space="preserve">A filesystem mounted afterwards never propagates into</w:t>
+      </w:r>
+      <w:r>
+        <w:rPr>
+          <w:b/>
+          <w:bCs/>
+        </w:rPr>
+        <w:t xml:space="preserve"> </w:t>
+      </w:r>
+      <w:r>
+        <w:rPr>
+          <w:b/>
+          <w:bCs/>
+        </w:rPr>
+        <w:t xml:space="preserve">the VM.</w:t>
+      </w:r>
+      <w:r>
+        <w:t xml:space="preserve"> </w:t>
+      </w:r>
+      <w:r>
+        <w:t xml:space="preserve">From inside the VM the folder name is visible but the mount is</w:t>
+      </w:r>
+      <w:r>
+        <w:t xml:space="preserve"> </w:t>
+      </w:r>
+      <w:r>
+        <w:t xml:space="preserve">not —</w:t>
       </w:r>
       <w:r>
         <w:t xml:space="preserve"> </w:t>
@@ -2175,13 +2227,13 @@
         <w:t xml:space="preserve"> </w:t>
       </w:r>
       <w:r>
-        <w:t xml:space="preserve">it worked once, then failed on every subsequent unlock. Tried</w:t>
-      </w:r>
-      <w:r>
-        <w:t xml:space="preserve"> </w:t>
-      </w:r>
-      <w:r>
-        <w:t xml:space="preserve">inside the project, at</w:t>
+        <w:t xml:space="preserve">it worked once, then failed on every subsequent unlock.</w:t>
+      </w:r>
+      <w:r>
+        <w:t xml:space="preserve"> </w:t>
+      </w:r>
+      <w:r>
+        <w:t xml:space="preserve">Tried inside the project, at</w:t>
       </w:r>
       <w:r>
         <w:t xml:space="preserve"> </w:t>
@@ -2193,19 +2245,25 @@
         <w:t xml:space="preserve">/Volumes</w:t>
       </w:r>
       <w:r>
-        <w:t xml:space="preserve">, and with a freshly-named mountpoint each</w:t>
-      </w:r>
-      <w:r>
-        <w:t xml:space="preserve"> </w:t>
-      </w:r>
-      <w:r>
-        <w:t xml:space="preserve">time; all failed identically. The single success was timing luck — the path</w:t>
-      </w:r>
-      <w:r>
-        <w:t xml:space="preserve"> </w:t>
-      </w:r>
-      <w:r>
-        <w:t xml:space="preserve">happened to be new when Docker first looked at it.</w:t>
+        <w:t xml:space="preserve">, and with a freshly-named</w:t>
+      </w:r>
+      <w:r>
+        <w:t xml:space="preserve"> </w:t>
+      </w:r>
+      <w:r>
+        <w:t xml:space="preserve">mountpoint each time; all failed identically. The single success was</w:t>
+      </w:r>
+      <w:r>
+        <w:t xml:space="preserve"> </w:t>
+      </w:r>
+      <w:r>
+        <w:t xml:space="preserve">timing luck — the path happened to be new when Docker first looked at</w:t>
+      </w:r>
+      <w:r>
+        <w:t xml:space="preserve"> </w:t>
+      </w:r>
+      <w:r>
+        <w:t xml:space="preserve">it.</w:t>
       </w:r>
     </w:p>
     <w:p>
@@ -2213,25 +2271,25 @@
         <w:pStyle w:val="BodyText"/>
       </w:pPr>
       <w:r>
-        <w:t xml:space="preserve">The practical consequence is that it works once per Docker Desktop restart.</w:t>
-      </w:r>
-      <w:r>
-        <w:t xml:space="preserve"> </w:t>
-      </w:r>
-      <w:r>
-        <w:t xml:space="preserve">Locking the record at night and unlocking it in the morning would mean</w:t>
-      </w:r>
-      <w:r>
-        <w:t xml:space="preserve"> </w:t>
-      </w:r>
-      <w:r>
-        <w:t xml:space="preserve">restarting Docker Desktop first, which is not something to hand to someone in</w:t>
-      </w:r>
-      <w:r>
-        <w:t xml:space="preserve"> </w:t>
-      </w:r>
-      <w:r>
-        <w:t xml:space="preserve">Superior AZ.</w:t>
+        <w:t xml:space="preserve">The practical consequence is that it works once per Docker Desktop</w:t>
+      </w:r>
+      <w:r>
+        <w:t xml:space="preserve"> </w:t>
+      </w:r>
+      <w:r>
+        <w:t xml:space="preserve">restart. Locking the record at night and unlocking it in the morning</w:t>
+      </w:r>
+      <w:r>
+        <w:t xml:space="preserve"> </w:t>
+      </w:r>
+      <w:r>
+        <w:t xml:space="preserve">would mean restarting Docker Desktop first, which is not something to</w:t>
+      </w:r>
+      <w:r>
+        <w:t xml:space="preserve"> </w:t>
+      </w:r>
+      <w:r>
+        <w:t xml:space="preserve">hand to someone in Superior AZ.</w:t>
       </w:r>
     </w:p>
     <w:p>
@@ -2239,25 +2297,31 @@
         <w:pStyle w:val="BodyText"/>
       </w:pPr>
       <w:r>
-        <w:t xml:space="preserve">On a Linux host — WikiCafe’s server — the same pattern is ordinary and works.</w:t>
-      </w:r>
-      <w:r>
-        <w:t xml:space="preserve"> </w:t>
-      </w:r>
-      <w:r>
-        <w:t xml:space="preserve">The failure was about Docker Desktop, not about the idea. It also means any</w:t>
-      </w:r>
-      <w:r>
-        <w:t xml:space="preserve"> </w:t>
-      </w:r>
-      <w:r>
-        <w:t xml:space="preserve">future requirement for encryption at rest beyond FileVault argues for a</w:t>
-      </w:r>
-      <w:r>
-        <w:t xml:space="preserve"> </w:t>
-      </w:r>
-      <w:r>
-        <w:t xml:space="preserve">different runtime, which is a larger decision than a script.</w:t>
+        <w:t xml:space="preserve">On a Linux host — WikiCafe’s server — the same pattern is ordinary and</w:t>
+      </w:r>
+      <w:r>
+        <w:t xml:space="preserve"> </w:t>
+      </w:r>
+      <w:r>
+        <w:t xml:space="preserve">works. The failure was about Docker Desktop, not about the idea. It also</w:t>
+      </w:r>
+      <w:r>
+        <w:t xml:space="preserve"> </w:t>
+      </w:r>
+      <w:r>
+        <w:t xml:space="preserve">means any future requirement for encryption at rest beyond FileVault</w:t>
+      </w:r>
+      <w:r>
+        <w:t xml:space="preserve"> </w:t>
+      </w:r>
+      <w:r>
+        <w:t xml:space="preserve">argues for a different runtime, which is a larger decision than a</w:t>
+      </w:r>
+      <w:r>
+        <w:t xml:space="preserve"> </w:t>
+      </w:r>
+      <w:r>
+        <w:t xml:space="preserve">script.</w:t>
       </w:r>
     </w:p>
     <w:p>
@@ -2275,19 +2339,19 @@
         <w:t xml:space="preserve"> </w:t>
       </w:r>
       <w:r>
-        <w:t xml:space="preserve">disk encryption is now the only protection for data at rest on</w:t>
-      </w:r>
-      <w:r>
-        <w:t xml:space="preserve"> </w:t>
-      </w:r>
-      <w:r>
-        <w:t xml:space="preserve">a personal machine, which raises the stakes on Windows Home machines that</w:t>
-      </w:r>
-      <w:r>
-        <w:t xml:space="preserve"> </w:t>
-      </w:r>
-      <w:r>
-        <w:t xml:space="preserve">cannot do it at all.</w:t>
+        <w:t xml:space="preserve">disk encryption is now the only protection for data at</w:t>
+      </w:r>
+      <w:r>
+        <w:t xml:space="preserve"> </w:t>
+      </w:r>
+      <w:r>
+        <w:t xml:space="preserve">rest on a personal machine, which raises the stakes on Windows Home</w:t>
+      </w:r>
+      <w:r>
+        <w:t xml:space="preserve"> </w:t>
+      </w:r>
+      <w:r>
+        <w:t xml:space="preserve">machines that cannot do it at all.</w:t>
       </w:r>
     </w:p>
     <w:bookmarkEnd w:id="21"/>
@@ -2305,13 +2369,13 @@
         <w:pStyle w:val="FirstParagraph"/>
       </w:pPr>
       <w:r>
-        <w:t xml:space="preserve">Python block-buffers its output when not attached to a terminal, so nothing</w:t>
-      </w:r>
-      <w:r>
-        <w:t xml:space="preserve"> </w:t>
-      </w:r>
-      <w:r>
-        <w:t xml:space="preserve">reached</w:t>
+        <w:t xml:space="preserve">Python block-buffers its output when not attached to a terminal, so</w:t>
+      </w:r>
+      <w:r>
+        <w:t xml:space="preserve"> </w:t>
+      </w:r>
+      <w:r>
+        <w:t xml:space="preserve">nothing reached</w:t>
       </w:r>
       <w:r>
         <w:t xml:space="preserve"> </w:t>
@@ -2326,13 +2390,13 @@
         <w:t xml:space="preserve"> </w:t>
       </w:r>
       <w:r>
-        <w:t xml:space="preserve">— including the record of refused origins, which</w:t>
-      </w:r>
-      <w:r>
-        <w:t xml:space="preserve"> </w:t>
-      </w:r>
-      <w:r>
-        <w:t xml:space="preserve">is the audit value of the security fix.</w:t>
+        <w:t xml:space="preserve">— including the record of refused</w:t>
+      </w:r>
+      <w:r>
+        <w:t xml:space="preserve"> </w:t>
+      </w:r>
+      <w:r>
+        <w:t xml:space="preserve">origins, which is the audit value of the security fix.</w:t>
       </w:r>
     </w:p>
     <w:p>
@@ -2377,13 +2441,13 @@
         <w:t xml:space="preserve"> </w:t>
       </w:r>
       <w:r>
-        <w:t xml:space="preserve">has the</w:t>
-      </w:r>
-      <w:r>
-        <w:t xml:space="preserve"> </w:t>
-      </w:r>
-      <w:r>
-        <w:t xml:space="preserve">same shape and probably the same silence; it has not been touched.</w:t>
+        <w:t xml:space="preserve">has the same shape and probably the same silence; it has not been</w:t>
+      </w:r>
+      <w:r>
+        <w:t xml:space="preserve"> </w:t>
+      </w:r>
+      <w:r>
+        <w:t xml:space="preserve">touched.</w:t>
       </w:r>
     </w:p>
     <w:p>
@@ -2395,13 +2459,13 @@
     </w:p>
     <w:bookmarkEnd w:id="22"/>
     <w:bookmarkEnd w:id="23"/>
-    <w:bookmarkStart w:id="24" w:name="Xb01fd1bb5a0e98d4e5147ca261c93ed05a36d9e"/>
+    <w:bookmarkStart w:id="25" w:name="X3fe160f3fda9bee39aadf9997c97f56da41d0e9"/>
     <w:p>
       <w:pPr>
         <w:pStyle w:val="Heading1"/>
       </w:pPr>
       <w:r>
-        <w:t xml:space="preserve">Finding — your Mac, unrelated to any deployment</w:t>
+        <w:t xml:space="preserve">Finding — your Mac, unrelated to any deployment (resolved 22 July)</w:t>
       </w:r>
     </w:p>
     <w:p>
@@ -2418,7 +2482,7 @@
         <w:rPr>
           <w:rStyle w:val="VerbatimChar"/>
         </w:rPr>
-        <w:t xml:space="preserve">python3 -m http.server 8766</w:t>
+        <w:t xml:space="preserve">python3 -m http.server</w:t>
       </w:r>
       <w:r>
         <w:t xml:space="preserve"> </w:t>
@@ -2461,13 +2525,19 @@
         <w:t xml:space="preserve"> </w:t>
       </w:r>
       <w:r>
-        <w:t xml:space="preserve">anything on the home network. Native FedWiki is likewise on all interfaces on</w:t>
-      </w:r>
-      <w:r>
-        <w:t xml:space="preserve"> </w:t>
-      </w:r>
-      <w:r>
-        <w:t xml:space="preserve">port 3000.</w:t>
+        <w:t xml:space="preserve">anything on the home network. It surfaced while chasing a false positive: an</w:t>
+      </w:r>
+      <w:r>
+        <w:t xml:space="preserve"> </w:t>
+      </w:r>
+      <w:r>
+        <w:t xml:space="preserve">early test appeared to show the new stack exposed on the LAN, but the container</w:t>
+      </w:r>
+      <w:r>
+        <w:t xml:space="preserve"> </w:t>
+      </w:r>
+      <w:r>
+        <w:t xml:space="preserve">bindings were correct and this process was answering instead.</w:t>
       </w:r>
     </w:p>
     <w:p>
@@ -2475,19 +2545,135 @@
         <w:pStyle w:val="BodyText"/>
       </w:pPr>
       <w:r>
-        <w:t xml:space="preserve">This surfaced while chasing a false positive: an early test appeared to show the</w:t>
-      </w:r>
-      <w:r>
-        <w:t xml:space="preserve"> </w:t>
-      </w:r>
-      <w:r>
-        <w:t xml:space="preserve">new stack exposed on the LAN, but the container bindings were correct and the</w:t>
-      </w:r>
-      <w:r>
-        <w:t xml:space="preserve"> </w:t>
-      </w:r>
-      <w:r>
-        <w:t xml:space="preserve">stray process was answering instead.</w:t>
+        <w:t xml:space="preserve">It turned out to be a LaunchAgent,</w:t>
+      </w:r>
+      <w:r>
+        <w:t xml:space="preserve"> </w:t>
+      </w:r>
+      <w:r>
+        <w:rPr>
+          <w:rStyle w:val="VerbatimChar"/>
+        </w:rPr>
+        <w:t xml:space="preserve">com.rcn.tools</w:t>
+      </w:r>
+      <w:r>
+        <w:t xml:space="preserve">, with</w:t>
+      </w:r>
+      <w:r>
+        <w:t xml:space="preserve"> </w:t>
+      </w:r>
+      <w:r>
+        <w:rPr>
+          <w:rStyle w:val="VerbatimChar"/>
+        </w:rPr>
+        <w:t xml:space="preserve">KeepAlive</w:t>
+      </w:r>
+      <w:r>
+        <w:t xml:space="preserve"> </w:t>
+      </w:r>
+      <w:r>
+        <w:t xml:space="preserve">set, so it</w:t>
+      </w:r>
+      <w:r>
+        <w:t xml:space="preserve"> </w:t>
+      </w:r>
+      <w:r>
+        <w:t xml:space="preserve">restarted within seconds of every kill and again at every login — created</w:t>
+      </w:r>
+      <w:r>
+        <w:t xml:space="preserve"> </w:t>
+      </w:r>
+      <w:r>
+        <w:t xml:space="preserve">24 April to defeat a</w:t>
+      </w:r>
+      <w:r>
+        <w:t xml:space="preserve"> </w:t>
+      </w:r>
+      <w:r>
+        <w:rPr>
+          <w:rStyle w:val="VerbatimChar"/>
+        </w:rPr>
+        <w:t xml:space="preserve">file://</w:t>
+      </w:r>
+      <w:r>
+        <w:t xml:space="preserve"> </w:t>
+      </w:r>
+      <w:r>
+        <w:t xml:space="preserve">caching problem with the graph tool, not a</w:t>
+      </w:r>
+      <w:r>
+        <w:t xml:space="preserve"> </w:t>
+      </w:r>
+      <w:r>
+        <w:t xml:space="preserve">leftover at all. Two faults: it was on all interfaces, and it sat on</w:t>
+      </w:r>
+      <w:r>
+        <w:t xml:space="preserve"> </w:t>
+      </w:r>
+      <w:r>
+        <w:rPr>
+          <w:b/>
+          <w:bCs/>
+        </w:rPr>
+        <w:t xml:space="preserve">port</w:t>
+      </w:r>
+      <w:r>
+        <w:rPr>
+          <w:b/>
+          <w:bCs/>
+        </w:rPr>
+        <w:t xml:space="preserve"> </w:t>
+      </w:r>
+      <w:r>
+        <w:rPr>
+          <w:b/>
+          <w:bCs/>
+        </w:rPr>
+        <w:t xml:space="preserve">8766, the coupler’s port</w:t>
+      </w:r>
+      <w:r>
+        <w:t xml:space="preserve">, which is what made several tests that day give</w:t>
+      </w:r>
+      <w:r>
+        <w:t xml:space="preserve"> </w:t>
+      </w:r>
+      <w:r>
+        <w:t xml:space="preserve">contradictory answers.</w:t>
+      </w:r>
+    </w:p>
+    <w:p>
+      <w:pPr>
+        <w:pStyle w:val="BodyText"/>
+      </w:pPr>
+      <w:r>
+        <w:t xml:space="preserve">Resolved: rewritten to bind</w:t>
+      </w:r>
+      <w:r>
+        <w:t xml:space="preserve"> </w:t>
+      </w:r>
+      <w:r>
+        <w:rPr>
+          <w:rStyle w:val="VerbatimChar"/>
+        </w:rPr>
+        <w:t xml:space="preserve">127.0.0.1</w:t>
+      </w:r>
+      <w:r>
+        <w:t xml:space="preserve"> </w:t>
+      </w:r>
+      <w:r>
+        <w:t xml:space="preserve">and moved to port 8099, still</w:t>
+      </w:r>
+      <w:r>
+        <w:t xml:space="preserve"> </w:t>
+      </w:r>
+      <w:r>
+        <w:t xml:space="preserve">auto-starting at login. Native FedWiki remaining on all interfaces on port 3000</w:t>
+      </w:r>
+      <w:r>
+        <w:t xml:space="preserve"> </w:t>
+      </w:r>
+      <w:r>
+        <w:t xml:space="preserve">is separate and still open — worth binding down on the dev machine.</w:t>
       </w:r>
     </w:p>
     <w:p>
@@ -2497,8 +2683,319 @@
         </w:pict>
       </w:r>
     </w:p>
+    <w:bookmarkStart w:id="24" w:name="X7b74bafcbd09c9e5e7c75b6b9982e69923538d5"/>
+    <w:p>
+      <w:pPr>
+        <w:pStyle w:val="Heading2"/>
+      </w:pPr>
+      <w:r>
+        <w:t xml:space="preserve">The home stack was tested on a wiki version it will no longer use</w:t>
+      </w:r>
+    </w:p>
+    <w:p>
+      <w:pPr>
+        <w:pStyle w:val="FirstParagraph"/>
+      </w:pPr>
+      <w:r>
+        <w:t xml:space="preserve">Discovered on review, 29 July. After the 22 July session,</w:t>
+      </w:r>
+      <w:r>
+        <w:t xml:space="preserve"> </w:t>
+      </w:r>
+      <w:r>
+        <w:rPr>
+          <w:rStyle w:val="VerbatimChar"/>
+        </w:rPr>
+        <w:t xml:space="preserve">deploy/scp/Dockerfile.fedwiki</w:t>
+      </w:r>
+      <w:r>
+        <w:t xml:space="preserve"> </w:t>
+      </w:r>
+      <w:r>
+        <w:t xml:space="preserve">— which the home stack builds FedWiki from —</w:t>
+      </w:r>
+      <w:r>
+        <w:t xml:space="preserve"> </w:t>
+      </w:r>
+      <w:r>
+        <w:t xml:space="preserve">was pinned to</w:t>
+      </w:r>
+      <w:r>
+        <w:t xml:space="preserve"> </w:t>
+      </w:r>
+      <w:r>
+        <w:rPr>
+          <w:rStyle w:val="VerbatimChar"/>
+        </w:rPr>
+        <w:t xml:space="preserve">wiki@0.27.0</w:t>
+      </w:r>
+      <w:r>
+        <w:t xml:space="preserve"> </w:t>
+      </w:r>
+      <w:r>
+        <w:t xml:space="preserve">(wiki-server 0.20.1). The pin is correct: wiki</w:t>
+      </w:r>
+      <w:r>
+        <w:t xml:space="preserve"> </w:t>
+      </w:r>
+      <w:r>
+        <w:t xml:space="preserve">0.40.x changed plugin discovery to read wiki’s own</w:t>
+      </w:r>
+      <w:r>
+        <w:t xml:space="preserve"> </w:t>
+      </w:r>
+      <w:r>
+        <w:rPr>
+          <w:rStyle w:val="VerbatimChar"/>
+        </w:rPr>
+        <w:t xml:space="preserve">package.json</w:t>
+      </w:r>
+      <w:r>
+        <w:t xml:space="preserve"> </w:t>
+      </w:r>
+      <w:r>
+        <w:t xml:space="preserve">instead of</w:t>
+      </w:r>
+      <w:r>
+        <w:t xml:space="preserve"> </w:t>
+      </w:r>
+      <w:r>
+        <w:t xml:space="preserve">scanning</w:t>
+      </w:r>
+      <w:r>
+        <w:t xml:space="preserve"> </w:t>
+      </w:r>
+      <w:r>
+        <w:rPr>
+          <w:rStyle w:val="VerbatimChar"/>
+        </w:rPr>
+        <w:t xml:space="preserve">node_modules</w:t>
+      </w:r>
+      <w:r>
+        <w:t xml:space="preserve">, which silently stops serving all 19 SCP plugins with</w:t>
+      </w:r>
+      <w:r>
+        <w:t xml:space="preserve"> </w:t>
+      </w:r>
+      <w:r>
+        <w:t xml:space="preserve">no error at boot.</w:t>
+      </w:r>
+    </w:p>
+    <w:p>
+      <w:pPr>
+        <w:pStyle w:val="BodyText"/>
+      </w:pPr>
+      <w:r>
+        <w:t xml:space="preserve">The problem is that every end-to-end test on 22 July ran on the</w:t>
+      </w:r>
+      <w:r>
+        <w:t xml:space="preserve"> </w:t>
+      </w:r>
+      <w:r>
+        <w:rPr>
+          <w:i/>
+          <w:iCs/>
+        </w:rPr>
+        <w:t xml:space="preserve">then-unpinned</w:t>
+      </w:r>
+      <w:r>
+        <w:t xml:space="preserve"> </w:t>
+      </w:r>
+      <w:r>
+        <w:rPr>
+          <w:rStyle w:val="VerbatimChar"/>
+        </w:rPr>
+        <w:t xml:space="preserve">wiki</w:t>
+      </w:r>
+      <w:r>
+        <w:t xml:space="preserve">, which resolved to 0.40.2 (wiki-server 0.27.0) — a different wiki-server</w:t>
+      </w:r>
+      <w:r>
+        <w:t xml:space="preserve"> </w:t>
+      </w:r>
+      <w:r>
+        <w:t xml:space="preserve">major from the pinned 0.20.1. So the mechanisms proven that day — the</w:t>
+      </w:r>
+      <w:r>
+        <w:t xml:space="preserve"> </w:t>
+      </w:r>
+      <w:r>
+        <w:rPr>
+          <w:rStyle w:val="VerbatimChar"/>
+        </w:rPr>
+        <w:t xml:space="preserve">wiki_put_page</w:t>
+      </w:r>
+      <w:r>
+        <w:t xml:space="preserve"> </w:t>
+      </w:r>
+      <w:r>
+        <w:t xml:space="preserve">action API (create/fork),</w:t>
+      </w:r>
+      <w:r>
+        <w:t xml:space="preserve"> </w:t>
+      </w:r>
+      <w:r>
+        <w:rPr>
+          <w:rStyle w:val="VerbatimChar"/>
+        </w:rPr>
+        <w:t xml:space="preserve">--farm</w:t>
+      </w:r>
+      <w:r>
+        <w:t xml:space="preserve">,</w:t>
+      </w:r>
+      <w:r>
+        <w:t xml:space="preserve"> </w:t>
+      </w:r>
+      <w:r>
+        <w:rPr>
+          <w:rStyle w:val="VerbatimChar"/>
+        </w:rPr>
+        <w:t xml:space="preserve">--security_legacy</w:t>
+      </w:r>
+      <w:r>
+        <w:t xml:space="preserve">, and</w:t>
+      </w:r>
+      <w:r>
+        <w:t xml:space="preserve"> </w:t>
+      </w:r>
+      <w:r>
+        <w:t xml:space="preserve">search indexing — are verified on a version the home stack will no longer run,</w:t>
+      </w:r>
+      <w:r>
+        <w:t xml:space="preserve"> </w:t>
+      </w:r>
+      <w:r>
+        <w:t xml:space="preserve">and unverified on the one it will.</w:t>
+      </w:r>
+    </w:p>
+    <w:p>
+      <w:pPr>
+        <w:pStyle w:val="BodyText"/>
+      </w:pPr>
+      <w:r>
+        <w:rPr>
+          <w:i/>
+          <w:iCs/>
+        </w:rPr>
+        <w:t xml:space="preserve">Evidence:</w:t>
+      </w:r>
+      <w:r>
+        <w:t xml:space="preserve"> </w:t>
+      </w:r>
+      <w:r>
+        <w:t xml:space="preserve">the personal-fedwiki test that session reported</w:t>
+      </w:r>
+      <w:r>
+        <w:t xml:space="preserve"> </w:t>
+      </w:r>
+      <w:r>
+        <w:rPr>
+          <w:rStyle w:val="VerbatimChar"/>
+        </w:rPr>
+        <w:t xml:space="preserve">"version": "0.40.2"</w:t>
+      </w:r>
+      <w:r>
+        <w:t xml:space="preserve"> </w:t>
+      </w:r>
+      <w:r>
+        <w:t xml:space="preserve">from the installed wiki’s</w:t>
+      </w:r>
+      <w:r>
+        <w:t xml:space="preserve"> </w:t>
+      </w:r>
+      <w:r>
+        <w:rPr>
+          <w:rStyle w:val="VerbatimChar"/>
+        </w:rPr>
+        <w:t xml:space="preserve">package.json</w:t>
+      </w:r>
+      <w:r>
+        <w:t xml:space="preserve">; the Dockerfile</w:t>
+      </w:r>
+      <w:r>
+        <w:t xml:space="preserve"> </w:t>
+      </w:r>
+      <w:r>
+        <w:t xml:space="preserve">at the time did a bare</w:t>
+      </w:r>
+      <w:r>
+        <w:t xml:space="preserve"> </w:t>
+      </w:r>
+      <w:r>
+        <w:rPr>
+          <w:rStyle w:val="VerbatimChar"/>
+        </w:rPr>
+        <w:t xml:space="preserve">npm install -g wiki</w:t>
+      </w:r>
+      <w:r>
+        <w:t xml:space="preserve">.</w:t>
+      </w:r>
+    </w:p>
+    <w:p>
+      <w:pPr>
+        <w:pStyle w:val="BodyText"/>
+      </w:pPr>
+      <w:r>
+        <w:t xml:space="preserve">Two consequences. The behaviours above must be rebuilt and re-tested on 0.27.0</w:t>
+      </w:r>
+      <w:r>
+        <w:t xml:space="preserve"> </w:t>
+      </w:r>
+      <w:r>
+        <w:t xml:space="preserve">before the home stack is trusted — they are not guaranteed identical across a</w:t>
+      </w:r>
+      <w:r>
+        <w:t xml:space="preserve"> </w:t>
+      </w:r>
+      <w:r>
+        <w:t xml:space="preserve">wiki-server major. And because the coupler’s push path uses only markdown/html</w:t>
+      </w:r>
+      <w:r>
+        <w:t xml:space="preserve"> </w:t>
+      </w:r>
+      <w:r>
+        <w:t xml:space="preserve">items, those tests would not have surfaced the missing SCP plugins either; a</w:t>
+      </w:r>
+      <w:r>
+        <w:t xml:space="preserve"> </w:t>
+      </w:r>
+      <w:r>
+        <w:t xml:space="preserve">home install on 0.40.2 would have rendered the structured SCP record as broken</w:t>
+      </w:r>
+      <w:r>
+        <w:t xml:space="preserve"> </w:t>
+      </w:r>
+      <w:r>
+        <w:t xml:space="preserve">plugin items.</w:t>
+      </w:r>
+      <w:r>
+        <w:t xml:space="preserve"> </w:t>
+      </w:r>
+      <w:r>
+        <w:rPr>
+          <w:b/>
+          <w:bCs/>
+        </w:rPr>
+        <w:t xml:space="preserve">Not yet fixed — it is a re-verification, tracked as item 5 on</w:t>
+      </w:r>
+      <w:r>
+        <w:rPr>
+          <w:b/>
+          <w:bCs/>
+        </w:rPr>
+        <w:t xml:space="preserve"> </w:t>
+      </w:r>
+      <w:r>
+        <w:rPr>
+          <w:b/>
+          <w:bCs/>
+        </w:rPr>
+        <w:t xml:space="preserve">the personal track of the work list.</w:t>
+      </w:r>
+    </w:p>
     <w:bookmarkEnd w:id="24"/>
-    <w:bookmarkStart w:id="30" w:name="findings-wikicafe"/>
+    <w:bookmarkEnd w:id="25"/>
+    <w:bookmarkStart w:id="31" w:name="findings-wikicafe"/>
     <w:p>
       <w:pPr>
         <w:pStyle w:val="Heading1"/>
@@ -2530,7 +3027,7 @@
         <w:t xml:space="preserve">is untouched.</w:t>
       </w:r>
     </w:p>
-    <w:bookmarkStart w:id="25" w:name="test-data-is-inside-the-published-image"/>
+    <w:bookmarkStart w:id="26" w:name="test-data-is-inside-the-published-image"/>
     <w:p>
       <w:pPr>
         <w:pStyle w:val="Heading2"/>
@@ -2639,17 +3136,17 @@
         <w:t xml:space="preserve"> </w:t>
       </w:r>
       <w:r>
-        <w:t xml:space="preserve">disclosure. The mechanism is the concern: the day real records exist locally,</w:t>
-      </w:r>
-      <w:r>
-        <w:t xml:space="preserve"> </w:t>
-      </w:r>
-      <w:r>
-        <w:t xml:space="preserve">the next image build publishes them, silently.</w:t>
-      </w:r>
-    </w:p>
-    <w:bookmarkEnd w:id="25"/>
-    <w:bookmarkStart w:id="26" w:name="Xfb26420dcf4c985652d448f15c1bbd3f72711e8"/>
+        <w:t xml:space="preserve">disclosure. The mechanism is the concern: the day real records exist</w:t>
+      </w:r>
+      <w:r>
+        <w:t xml:space="preserve"> </w:t>
+      </w:r>
+      <w:r>
+        <w:t xml:space="preserve">locally, the next image build publishes them, silently.</w:t>
+      </w:r>
+    </w:p>
+    <w:bookmarkEnd w:id="26"/>
+    <w:bookmarkStart w:id="27" w:name="Xfb26420dcf4c985652d448f15c1bbd3f72711e8"/>
     <w:p>
       <w:pPr>
         <w:pStyle w:val="Heading2"/>
@@ -2702,29 +3199,29 @@
         <w:t xml:space="preserve"> </w:t>
       </w:r>
       <w:r>
-        <w:t xml:space="preserve">in plaintext, with no</w:t>
-      </w:r>
-      <w:r>
-        <w:t xml:space="preserve"> </w:t>
-      </w:r>
-      <w:r>
-        <w:t xml:space="preserve">authentication, with a wildcard CORS header, on a subdomain Caddy publishes to</w:t>
-      </w:r>
-      <w:r>
-        <w:t xml:space="preserve"> </w:t>
-      </w:r>
-      <w:r>
-        <w:t xml:space="preserve">the internet with TLS. One request from anywhere returns the credential that</w:t>
-      </w:r>
-      <w:r>
-        <w:t xml:space="preserve"> </w:t>
-      </w:r>
-      <w:r>
-        <w:t xml:space="preserve">WikiCafe generated and sent you.</w:t>
-      </w:r>
-    </w:p>
-    <w:bookmarkEnd w:id="26"/>
-    <w:bookmarkStart w:id="27" w:name="X3cf91bc31952d6fe19b7bdf0b80b97843240dab"/>
+        <w:t xml:space="preserve">in plaintext,</w:t>
+      </w:r>
+      <w:r>
+        <w:t xml:space="preserve"> </w:t>
+      </w:r>
+      <w:r>
+        <w:t xml:space="preserve">with no authentication, with a wildcard CORS header, on a subdomain</w:t>
+      </w:r>
+      <w:r>
+        <w:t xml:space="preserve"> </w:t>
+      </w:r>
+      <w:r>
+        <w:t xml:space="preserve">Caddy publishes to the internet with TLS. One request from anywhere</w:t>
+      </w:r>
+      <w:r>
+        <w:t xml:space="preserve"> </w:t>
+      </w:r>
+      <w:r>
+        <w:t xml:space="preserve">returns the credential that WikiCafe generated and sent you.</w:t>
+      </w:r>
+    </w:p>
+    <w:bookmarkEnd w:id="27"/>
+    <w:bookmarkStart w:id="28" w:name="X3cf91bc31952d6fe19b7bdf0b80b97843240dab"/>
     <w:p>
       <w:pPr>
         <w:pStyle w:val="Heading2"/>
@@ -2750,13 +3247,13 @@
         <w:t xml:space="preserve">sofi-proxy.py:324</w:t>
       </w:r>
       <w:r>
-        <w:t xml:space="preserve">. Everything defined before</w:t>
-      </w:r>
-      <w:r>
-        <w:t xml:space="preserve"> </w:t>
-      </w:r>
-      <w:r>
-        <w:t xml:space="preserve">it runs without credentials.</w:t>
+        <w:t xml:space="preserve">. Everything defined</w:t>
+      </w:r>
+      <w:r>
+        <w:t xml:space="preserve"> </w:t>
+      </w:r>
+      <w:r>
+        <w:t xml:space="preserve">before it runs without credentials.</w:t>
       </w:r>
     </w:p>
     <w:p>
@@ -2806,7 +3303,13 @@
         <w:t xml:space="preserve"> </w:t>
       </w:r>
       <w:r>
-        <w:t xml:space="preserve">— returns any page of any patient site</w:t>
+        <w:t xml:space="preserve">— returns any page of any patient</w:t>
+      </w:r>
+      <w:r>
+        <w:t xml:space="preserve"> </w:t>
+      </w:r>
+      <w:r>
+        <w:t xml:space="preserve">site</w:t>
       </w:r>
     </w:p>
     <w:p>
@@ -2856,8 +3359,8 @@
         <w:t xml:space="preserve">/api/provision-patient</w:t>
       </w:r>
     </w:p>
-    <w:bookmarkEnd w:id="27"/>
-    <w:bookmarkStart w:id="28" w:name="keycloak-does-not-cover-the-proxy"/>
+    <w:bookmarkEnd w:id="28"/>
+    <w:bookmarkStart w:id="29" w:name="keycloak-does-not-cover-the-proxy"/>
     <w:p>
       <w:pPr>
         <w:pStyle w:val="Heading2"/>
@@ -2871,13 +3374,13 @@
         <w:pStyle w:val="FirstParagraph"/>
       </w:pPr>
       <w:r>
-        <w:t xml:space="preserve">Every sofi-proxy read and write goes straight to the filesystem — lines 59, 75,</w:t>
-      </w:r>
-      <w:r>
-        <w:t xml:space="preserve"> </w:t>
-      </w:r>
-      <w:r>
-        <w:t xml:space="preserve">197, 588, 623, 658 all operate on</w:t>
+        <w:t xml:space="preserve">Every sofi-proxy read and write goes straight to the filesystem — lines</w:t>
+      </w:r>
+      <w:r>
+        <w:t xml:space="preserve"> </w:t>
+      </w:r>
+      <w:r>
+        <w:t xml:space="preserve">59, 75, 197, 588, 623, 658 all operate on</w:t>
       </w:r>
       <w:r>
         <w:t xml:space="preserve"> </w:t>
@@ -2892,19 +3395,25 @@
         <w:t xml:space="preserve"> </w:t>
       </w:r>
       <w:r>
-        <w:t xml:space="preserve">in the volume it</w:t>
-      </w:r>
-      <w:r>
-        <w:t xml:space="preserve"> </w:t>
-      </w:r>
-      <w:r>
-        <w:t xml:space="preserve">shares with FedWiki. The wiki server is never in the path, so FedWiki’s private</w:t>
-      </w:r>
-      <w:r>
-        <w:t xml:space="preserve"> </w:t>
-      </w:r>
-      <w:r>
-        <w:t xml:space="preserve">sites, site ownership and Keycloak are not consulted.</w:t>
+        <w:t xml:space="preserve">in</w:t>
+      </w:r>
+      <w:r>
+        <w:t xml:space="preserve"> </w:t>
+      </w:r>
+      <w:r>
+        <w:t xml:space="preserve">the volume it shares with FedWiki. The wiki server is never in the path,</w:t>
+      </w:r>
+      <w:r>
+        <w:t xml:space="preserve"> </w:t>
+      </w:r>
+      <w:r>
+        <w:t xml:space="preserve">so FedWiki’s private sites, site ownership and Keycloak are not</w:t>
+      </w:r>
+      <w:r>
+        <w:t xml:space="preserve"> </w:t>
+      </w:r>
+      <w:r>
+        <w:t xml:space="preserve">consulted.</w:t>
       </w:r>
     </w:p>
     <w:p>
@@ -2912,17 +3421,23 @@
         <w:pStyle w:val="BodyText"/>
       </w:pPr>
       <w:r>
-        <w:t xml:space="preserve">The proxy also has its own Caddy route on its own subdomain. It is a side door</w:t>
-      </w:r>
-      <w:r>
-        <w:t xml:space="preserve"> </w:t>
-      </w:r>
-      <w:r>
-        <w:t xml:space="preserve">into the same records, standing open beside a locked front door.</w:t>
-      </w:r>
-    </w:p>
-    <w:bookmarkEnd w:id="28"/>
-    <w:bookmarkStart w:id="29" w:name="no-per-user-authorization"/>
+        <w:t xml:space="preserve">The proxy also has its own Caddy route on its own subdomain. It is a</w:t>
+      </w:r>
+      <w:r>
+        <w:t xml:space="preserve"> </w:t>
+      </w:r>
+      <w:r>
+        <w:t xml:space="preserve">side door into the same records, standing open beside a locked front</w:t>
+      </w:r>
+      <w:r>
+        <w:t xml:space="preserve"> </w:t>
+      </w:r>
+      <w:r>
+        <w:t xml:space="preserve">door.</w:t>
+      </w:r>
+    </w:p>
+    <w:bookmarkEnd w:id="29"/>
+    <w:bookmarkStart w:id="30" w:name="no-per-user-authorization"/>
     <w:p>
       <w:pPr>
         <w:pStyle w:val="Heading2"/>
@@ -2951,19 +3466,19 @@
         <w:t xml:space="preserve"> </w:t>
       </w:r>
       <w:r>
-        <w:t xml:space="preserve">takes whatever site is named and returns it. Even with Keycloak in front, any</w:t>
-      </w:r>
-      <w:r>
-        <w:t xml:space="preserve"> </w:t>
-      </w:r>
-      <w:r>
-        <w:t xml:space="preserve">authenticated user could read any other patient’s record by changing one word</w:t>
-      </w:r>
-      <w:r>
-        <w:t xml:space="preserve"> </w:t>
-      </w:r>
-      <w:r>
-        <w:t xml:space="preserve">in the URL.</w:t>
+        <w:t xml:space="preserve">takes whatever site is named and returns it. Even with</w:t>
+      </w:r>
+      <w:r>
+        <w:t xml:space="preserve"> </w:t>
+      </w:r>
+      <w:r>
+        <w:t xml:space="preserve">Keycloak in front, any authenticated user could read any other patient’s</w:t>
+      </w:r>
+      <w:r>
+        <w:t xml:space="preserve"> </w:t>
+      </w:r>
+      <w:r>
+        <w:t xml:space="preserve">record by changing one word in the URL.</w:t>
       </w:r>
     </w:p>
     <w:p>
@@ -2971,31 +3486,19 @@
         <w:pStyle w:val="BodyText"/>
       </w:pPr>
       <w:r>
-        <w:t xml:space="preserve">This is the finding that survives Keycloak, and it is the one that matters</w:t>
-      </w:r>
-      <w:r>
-        <w:t xml:space="preserve"> </w:t>
-      </w:r>
-      <w:r>
-        <w:t xml:space="preserve">most:</w:t>
-      </w:r>
-      <w:r>
-        <w:t xml:space="preserve"> </w:t>
-      </w:r>
-      <w:r>
-        <w:t xml:space="preserve">“every personal SCP is a private site”</w:t>
-      </w:r>
-      <w:r>
-        <w:t xml:space="preserve"> </w:t>
-      </w:r>
-      <w:r>
-        <w:t xml:space="preserve">is a promise of separation between</w:t>
-      </w:r>
-      <w:r>
-        <w:t xml:space="preserve"> </w:t>
-      </w:r>
-      <w:r>
-        <w:t xml:space="preserve">people that the proxy does not currently keep.</w:t>
+        <w:t xml:space="preserve">This is the finding that survives Keycloak, and it is the one that</w:t>
+      </w:r>
+      <w:r>
+        <w:t xml:space="preserve"> </w:t>
+      </w:r>
+      <w:r>
+        <w:t xml:space="preserve">matters most: “every personal SCP is a private site” is a promise of</w:t>
+      </w:r>
+      <w:r>
+        <w:t xml:space="preserve"> </w:t>
+      </w:r>
+      <w:r>
+        <w:t xml:space="preserve">separation between people that the proxy does not currently keep.</w:t>
       </w:r>
     </w:p>
     <w:p>
@@ -3005,9 +3508,9 @@
         </w:pict>
       </w:r>
     </w:p>
-    <w:bookmarkEnd w:id="29"/>
     <w:bookmarkEnd w:id="30"/>
-    <w:bookmarkStart w:id="31" w:name="method-and-limits"/>
+    <w:bookmarkEnd w:id="31"/>
+    <w:bookmarkStart w:id="32" w:name="method-and-limits"/>
     <w:p>
       <w:pPr>
         <w:pStyle w:val="Heading1"/>
@@ -3021,19 +3524,19 @@
         <w:pStyle w:val="FirstParagraph"/>
       </w:pPr>
       <w:r>
-        <w:t xml:space="preserve">Everything about the personal stack was built and run: images built, containers</w:t>
-      </w:r>
-      <w:r>
-        <w:t xml:space="preserve"> </w:t>
-      </w:r>
-      <w:r>
-        <w:t xml:space="preserve">started, endpoints called, results observed, stack torn down and volumes removed</w:t>
-      </w:r>
-      <w:r>
-        <w:t xml:space="preserve"> </w:t>
-      </w:r>
-      <w:r>
-        <w:t xml:space="preserve">afterwards. The repository’s</w:t>
+        <w:t xml:space="preserve">Everything about the personal stack was built and run: images built,</w:t>
+      </w:r>
+      <w:r>
+        <w:t xml:space="preserve"> </w:t>
+      </w:r>
+      <w:r>
+        <w:t xml:space="preserve">containers started, endpoints called, results observed, stack torn down and</w:t>
+      </w:r>
+      <w:r>
+        <w:t xml:space="preserve"> </w:t>
+      </w:r>
+      <w:r>
+        <w:t xml:space="preserve">volumes removed afterwards. The repository’s</w:t>
       </w:r>
       <w:r>
         <w:t xml:space="preserve"> </w:t>
@@ -3050,19 +3553,37 @@
       <w:r>
         <w:t xml:space="preserve">is untouched.</w:t>
       </w:r>
+      <w:r>
+        <w:t xml:space="preserve"> </w:t>
+      </w:r>
+      <w:r>
+        <w:t xml:space="preserve">The one caveat, added on 29 July review: those runs used wiki 0.40.2, and the</w:t>
+      </w:r>
+      <w:r>
+        <w:t xml:space="preserve"> </w:t>
+      </w:r>
+      <w:r>
+        <w:t xml:space="preserve">stack is now pinned to 0.27.0 — see the finding above.</w:t>
+      </w:r>
     </w:p>
     <w:p>
       <w:pPr>
         <w:pStyle w:val="BodyText"/>
       </w:pPr>
       <w:r>
-        <w:t xml:space="preserve">Everything about WikiCafe comes from reading the source and compose files in</w:t>
-      </w:r>
-      <w:r>
-        <w:t xml:space="preserve"> </w:t>
-      </w:r>
-      <w:r>
-        <w:t xml:space="preserve">this repository, plus building the proxy image locally to inspect its contents.</w:t>
+        <w:t xml:space="preserve">Everything about WikiCafe comes from reading the source and compose</w:t>
+      </w:r>
+      <w:r>
+        <w:t xml:space="preserve"> </w:t>
+      </w:r>
+      <w:r>
+        <w:t xml:space="preserve">files in this repository, plus building the proxy image locally to</w:t>
+      </w:r>
+      <w:r>
+        <w:t xml:space="preserve"> </w:t>
+      </w:r>
+      <w:r>
+        <w:t xml:space="preserve">inspect its contents.</w:t>
       </w:r>
       <w:r>
         <w:t xml:space="preserve"> </w:t>
@@ -3078,13 +3599,13 @@
         <w:t xml:space="preserve"> </w:t>
       </w:r>
       <w:r>
-        <w:t xml:space="preserve">Confirming these findings against</w:t>
-      </w:r>
-      <w:r>
-        <w:t xml:space="preserve"> </w:t>
-      </w:r>
-      <w:r>
-        <w:t xml:space="preserve">the running deployment needs your say-so and probably Christian’s.</w:t>
+        <w:t xml:space="preserve">Confirming these findings against the running deployment needs your</w:t>
+      </w:r>
+      <w:r>
+        <w:t xml:space="preserve"> </w:t>
+      </w:r>
+      <w:r>
+        <w:t xml:space="preserve">say-so and probably Christian’s.</w:t>
       </w:r>
     </w:p>
     <w:p>
@@ -3092,13 +3613,13 @@
         <w:pStyle w:val="BodyText"/>
       </w:pPr>
       <w:r>
-        <w:t xml:space="preserve">One correction worth recording: an early test appeared to show the new stack</w:t>
-      </w:r>
-      <w:r>
-        <w:t xml:space="preserve"> </w:t>
-      </w:r>
-      <w:r>
-        <w:t xml:space="preserve">exposed on the home network. That was the stray</w:t>
+        <w:t xml:space="preserve">One correction worth recording: an early test appeared to show the new</w:t>
+      </w:r>
+      <w:r>
+        <w:t xml:space="preserve"> </w:t>
+      </w:r>
+      <w:r>
+        <w:t xml:space="preserve">stack exposed on the home network. That was the stray</w:t>
       </w:r>
       <w:r>
         <w:t xml:space="preserve"> </w:t>
@@ -3113,16 +3634,16 @@
         <w:t xml:space="preserve"> </w:t>
       </w:r>
       <w:r>
-        <w:t xml:space="preserve">process</w:t>
-      </w:r>
-      <w:r>
-        <w:t xml:space="preserve"> </w:t>
-      </w:r>
-      <w:r>
-        <w:t xml:space="preserve">answering, not the containers, whose bindings were correct throughout.</w:t>
-      </w:r>
-    </w:p>
-    <w:bookmarkEnd w:id="31"/>
+        <w:t xml:space="preserve">process answering, not the containers, whose bindings were correct</w:t>
+      </w:r>
+      <w:r>
+        <w:t xml:space="preserve"> </w:t>
+      </w:r>
+      <w:r>
+        <w:t xml:space="preserve">throughout.</w:t>
+      </w:r>
+    </w:p>
+    <w:bookmarkEnd w:id="32"/>
     <w:sectPr>
       <w:footnotePr>
         <w:numRestart w:val="eachSect"/>
